--- a/doc/詞/唐朝/白居易/白居易-花非花.docx
+++ b/doc/詞/唐朝/白居易/白居易-花非花.docx
@@ -1,6 +1,6 @@
 
 <file path=word/document.xml><?xml version="1.0" encoding="utf-8"?>
-<w:document xmlns:wpc="http://schemas.microsoft.com/office/word/2010/wordprocessingCanvas" xmlns:cx="http://schemas.microsoft.com/office/drawing/2014/chartex" xmlns:cx1="http://schemas.microsoft.com/office/drawing/2015/9/8/chartex" xmlns:cx2="http://schemas.microsoft.com/office/drawing/2015/10/21/chartex" xmlns:cx3="http://schemas.microsoft.com/office/drawing/2016/5/9/chartex" xmlns:cx4="http://schemas.microsoft.com/office/drawing/2016/5/10/chartex" xmlns:cx5="http://schemas.microsoft.com/office/drawing/2016/5/11/chartex" xmlns:cx6="http://schemas.microsoft.com/office/drawing/2016/5/12/chartex" xmlns:cx7="http://schemas.microsoft.com/office/drawing/2016/5/13/chartex" xmlns:cx8="http://schemas.microsoft.com/office/drawing/2016/5/14/chartex" xmlns:mc="http://schemas.openxmlformats.org/markup-compatibility/2006" xmlns:aink="http://schemas.microsoft.com/office/drawing/2016/ink" xmlns:am3d="http://schemas.microsoft.com/office/drawing/2017/model3d" xmlns:o="urn:schemas-microsoft-com:office:office" xmlns:oel="http://schemas.microsoft.com/office/2019/extlst" xmlns:r="http://schemas.openxmlformats.org/officeDocument/2006/relationships" xmlns:m="http://schemas.openxmlformats.org/officeDocument/2006/math" xmlns:v="urn:schemas-microsoft-com:vml" xmlns:wp14="http://schemas.microsoft.com/office/word/2010/wordprocessingDrawing" xmlns:wp="http://schemas.openxmlformats.org/drawingml/2006/wordprocessingDrawing" xmlns:w10="urn:schemas-microsoft-com:office:word" xmlns:w="http://schemas.openxmlformats.org/wordprocessingml/2006/main" xmlns:w14="http://schemas.microsoft.com/office/word/2010/wordml" xmlns:w15="http://schemas.microsoft.com/office/word/2012/wordml" xmlns:w16cex="http://schemas.microsoft.com/office/word/2018/wordml/cex" xmlns:w16cid="http://schemas.microsoft.com/office/word/2016/wordml/cid" xmlns:w16="http://schemas.microsoft.com/office/word/2018/wordml" xmlns:w16du="http://schemas.microsoft.com/office/word/2023/wordml/word16du" xmlns:w16sdtdh="http://schemas.microsoft.com/office/word/2020/wordml/sdtdatahash" xmlns:w16se="http://schemas.microsoft.com/office/word/2015/wordml/symex" xmlns:wpg="http://schemas.microsoft.com/office/word/2010/wordprocessingGroup" xmlns:wpi="http://schemas.microsoft.com/office/word/2010/wordprocessingInk" xmlns:wne="http://schemas.microsoft.com/office/word/2006/wordml" xmlns:wps="http://schemas.microsoft.com/office/word/2010/wordprocessingShape" mc:Ignorable="w14 w15 w16se w16cid w16 w16cex w16sdtdh wp14">
+<w:document xmlns:wpc="http://schemas.microsoft.com/office/word/2010/wordprocessingCanvas" xmlns:cx="http://schemas.microsoft.com/office/drawing/2014/chartex" xmlns:cx1="http://schemas.microsoft.com/office/drawing/2015/9/8/chartex" xmlns:cx2="http://schemas.microsoft.com/office/drawing/2015/10/21/chartex" xmlns:cx3="http://schemas.microsoft.com/office/drawing/2016/5/9/chartex" xmlns:cx4="http://schemas.microsoft.com/office/drawing/2016/5/10/chartex" xmlns:cx5="http://schemas.microsoft.com/office/drawing/2016/5/11/chartex" xmlns:cx6="http://schemas.microsoft.com/office/drawing/2016/5/12/chartex" xmlns:cx7="http://schemas.microsoft.com/office/drawing/2016/5/13/chartex" xmlns:cx8="http://schemas.microsoft.com/office/drawing/2016/5/14/chartex" xmlns:mc="http://schemas.openxmlformats.org/markup-compatibility/2006" xmlns:aink="http://schemas.microsoft.com/office/drawing/2016/ink" xmlns:am3d="http://schemas.microsoft.com/office/drawing/2017/model3d" xmlns:o="urn:schemas-microsoft-com:office:office" xmlns:r="http://schemas.openxmlformats.org/officeDocument/2006/relationships" xmlns:m="http://schemas.openxmlformats.org/officeDocument/2006/math" xmlns:v="urn:schemas-microsoft-com:vml" xmlns:wp14="http://schemas.microsoft.com/office/word/2010/wordprocessingDrawing" xmlns:wp="http://schemas.openxmlformats.org/drawingml/2006/wordprocessingDrawing" xmlns:w10="urn:schemas-microsoft-com:office:word" xmlns:w="http://schemas.openxmlformats.org/wordprocessingml/2006/main" xmlns:w14="http://schemas.microsoft.com/office/word/2010/wordml" xmlns:w15="http://schemas.microsoft.com/office/word/2012/wordml" xmlns:w16cex="http://schemas.microsoft.com/office/word/2018/wordml/cex" xmlns:w16cid="http://schemas.microsoft.com/office/word/2016/wordml/cid" xmlns:w16="http://schemas.microsoft.com/office/word/2018/wordml" xmlns:w16sdtdh="http://schemas.microsoft.com/office/word/2020/wordml/sdtdatahash" xmlns:w16se="http://schemas.microsoft.com/office/word/2015/wordml/symex" xmlns:wpg="http://schemas.microsoft.com/office/word/2010/wordprocessingGroup" xmlns:wpi="http://schemas.microsoft.com/office/word/2010/wordprocessingInk" xmlns:wne="http://schemas.microsoft.com/office/word/2006/wordml" xmlns:wps="http://schemas.microsoft.com/office/word/2010/wordprocessingShape" mc:Ignorable="w14 w15 w16se w16cid w16 w16cex w16sdtdh wp14">
   <w:body>
     <w:p>
       <w:pPr>
@@ -152,8 +152,9 @@
           <w:ilvl w:val="0"/>
           <w:numId w:val="13"/>
         </w:numPr>
-        <w:spacing w:after="0" w:line="460" w:lineRule="exact"/>
-        <w:ind w:leftChars="0" w:left="357" w:right="0" w:hanging="357"/>
+        <w:spacing w:after="0" w:line="400" w:lineRule="exact"/>
+        <w:ind w:leftChars="0" w:left="284" w:right="0" w:hanging="284"/>
+        <w:jc w:val="both"/>
         <w:rPr>
           <w:rFonts w:cs="Arial"/>
           <w:color w:val="0F0F0F"/>
@@ -232,8 +233,9 @@
           <w:ilvl w:val="0"/>
           <w:numId w:val="13"/>
         </w:numPr>
-        <w:spacing w:after="0" w:line="460" w:lineRule="exact"/>
-        <w:ind w:leftChars="0" w:left="357" w:right="0" w:hanging="357"/>
+        <w:spacing w:after="0" w:line="400" w:lineRule="exact"/>
+        <w:ind w:leftChars="0" w:left="284" w:right="0" w:hanging="284"/>
+        <w:jc w:val="both"/>
         <w:rPr>
           <w:rFonts w:cs="Arial"/>
           <w:color w:val="0F0F0F"/>
@@ -248,7 +250,16 @@
           <w:spacing w:val="-14"/>
           <w:szCs w:val="28"/>
         </w:rPr>
-        <w:t>來如：來時。</w:t>
+        <w:t>幾多時：</w:t>
+      </w:r>
+      <w:r>
+        <w:rPr>
+          <w:rFonts w:cs="Arial" w:hint="eastAsia"/>
+          <w:color w:val="0F0F0F"/>
+          <w:spacing w:val="-14"/>
+          <w:szCs w:val="28"/>
+        </w:rPr>
+        <w:t>「能有多少時間？」或「有多久呢？」</w:t>
       </w:r>
     </w:p>
     <w:p>
@@ -258,60 +269,9 @@
           <w:ilvl w:val="0"/>
           <w:numId w:val="13"/>
         </w:numPr>
-        <w:spacing w:after="0" w:line="460" w:lineRule="exact"/>
-        <w:ind w:leftChars="0" w:left="357" w:right="0" w:hanging="357"/>
-        <w:rPr>
-          <w:rFonts w:cs="Arial"/>
-          <w:color w:val="0F0F0F"/>
-          <w:spacing w:val="-14"/>
-          <w:szCs w:val="28"/>
-        </w:rPr>
-      </w:pPr>
-      <w:r>
-        <w:rPr>
-          <w:rFonts w:cs="Arial"/>
-          <w:color w:val="0F0F0F"/>
-          <w:spacing w:val="-14"/>
-          <w:szCs w:val="28"/>
-        </w:rPr>
-        <w:t>幾多時：短暫美好的。</w:t>
-      </w:r>
-    </w:p>
-    <w:p>
-      <w:pPr>
-        <w:pStyle w:val="a9"/>
-        <w:numPr>
-          <w:ilvl w:val="0"/>
-          <w:numId w:val="13"/>
-        </w:numPr>
-        <w:spacing w:after="0" w:line="460" w:lineRule="exact"/>
-        <w:ind w:leftChars="0" w:left="357" w:right="0" w:hanging="357"/>
-        <w:rPr>
-          <w:rFonts w:cs="Arial"/>
-          <w:color w:val="0F0F0F"/>
-          <w:spacing w:val="-14"/>
-          <w:szCs w:val="28"/>
-        </w:rPr>
-      </w:pPr>
-      <w:r>
-        <w:rPr>
-          <w:rFonts w:cs="Arial"/>
-          <w:color w:val="0F0F0F"/>
-          <w:spacing w:val="-14"/>
-          <w:szCs w:val="28"/>
-        </w:rPr>
-        <w:t>去似：去了以後，如早晨飄散的雲彩，無處尋覓。</w:t>
-      </w:r>
-    </w:p>
-    <w:p>
-      <w:pPr>
-        <w:pStyle w:val="a9"/>
-        <w:numPr>
-          <w:ilvl w:val="0"/>
-          <w:numId w:val="13"/>
-        </w:numPr>
-        <w:spacing w:after="0" w:line="460" w:lineRule="exact"/>
-        <w:ind w:leftChars="0" w:left="357" w:right="0" w:hanging="357"/>
+        <w:spacing w:after="0" w:line="400" w:lineRule="exact"/>
+        <w:ind w:leftChars="0" w:left="284" w:right="0" w:hanging="284"/>
+        <w:jc w:val="both"/>
         <w:rPr>
           <w:szCs w:val="28"/>
         </w:rPr>
@@ -484,6 +444,7 @@
       <w:pPr>
         <w:spacing w:beforeLines="50" w:before="120" w:after="0" w:line="440" w:lineRule="exact"/>
         <w:ind w:left="0" w:right="0" w:firstLine="0"/>
+        <w:jc w:val="both"/>
         <w:rPr>
           <w:sz w:val="32"/>
           <w:szCs w:val="32"/>
@@ -503,6 +464,7 @@
       <w:pPr>
         <w:spacing w:after="0" w:line="480" w:lineRule="exact"/>
         <w:ind w:left="0" w:right="0" w:firstLine="0"/>
+        <w:jc w:val="both"/>
         <w:rPr>
           <w:szCs w:val="28"/>
         </w:rPr>
@@ -519,6 +481,7 @@
       <w:pPr>
         <w:spacing w:after="0" w:line="480" w:lineRule="exact"/>
         <w:ind w:left="0" w:right="0" w:firstLine="0"/>
+        <w:jc w:val="both"/>
         <w:rPr>
           <w:szCs w:val="28"/>
         </w:rPr>
@@ -578,41 +541,12 @@
         </w:rPr>
         <w:t>賞析</w:t>
       </w:r>
-      <w:r>
-        <w:rPr>
-          <w:rFonts w:hint="eastAsia"/>
-          <w:szCs w:val="28"/>
-        </w:rPr>
-        <w:t xml:space="preserve"> (資料來源：</w:t>
-      </w:r>
-      <w:hyperlink r:id="rId8" w:history="1">
-        <w:r>
-          <w:rPr>
-            <w:rStyle w:val="a7"/>
-            <w:szCs w:val="28"/>
-          </w:rPr>
-          <w:t>https://read01.com/xDxyy2J.html</w:t>
-        </w:r>
-      </w:hyperlink>
-      <w:r>
-        <w:rPr>
-          <w:szCs w:val="28"/>
-        </w:rPr>
-        <w:t xml:space="preserve"> </w:t>
-      </w:r>
-      <w:hyperlink r:id="rId9" w:history="1"/>
-      <w:r>
-        <w:rPr>
-          <w:rFonts w:hint="eastAsia"/>
-          <w:szCs w:val="28"/>
-        </w:rPr>
-        <w:t>)</w:t>
-      </w:r>
     </w:p>
     <w:p>
       <w:pPr>
-        <w:spacing w:after="0" w:line="480" w:lineRule="exact"/>
+        <w:spacing w:after="0" w:line="420" w:lineRule="exact"/>
         <w:ind w:left="-6" w:right="0" w:hanging="11"/>
+        <w:jc w:val="both"/>
         <w:rPr>
           <w:szCs w:val="28"/>
         </w:rPr>
@@ -628,13 +562,6 @@
         <w:rPr>
           <w:rFonts w:hint="eastAsia"/>
           <w:szCs w:val="28"/>
-        </w:rPr>
-        <w:t>本詩是詩人《白氏長慶集》中的一首。</w:t>
-      </w:r>
-      <w:r>
-        <w:rPr>
-          <w:rFonts w:hint="eastAsia"/>
-          <w:szCs w:val="28"/>
           <w:u w:val="single"/>
         </w:rPr>
         <w:t>白居易</w:t>
@@ -644,7 +571,22 @@
           <w:rFonts w:hint="eastAsia"/>
           <w:szCs w:val="28"/>
         </w:rPr>
-        <w:t>的詩作，大多淺顯直白，詩境自然外露，但本詩卻短小精美，意境</w:t>
+        <w:t>的《花非花》是</w:t>
+      </w:r>
+      <w:r>
+        <w:rPr>
+          <w:rFonts w:hint="eastAsia"/>
+          <w:szCs w:val="28"/>
+          <w:u w:val="single"/>
+        </w:rPr>
+        <w:t>唐</w:t>
+      </w:r>
+      <w:r>
+        <w:rPr>
+          <w:rFonts w:hint="eastAsia"/>
+          <w:szCs w:val="28"/>
+        </w:rPr>
+        <w:t>詩中極其獨特的一首「朦朧詩」。全詩僅二十六字，卻以其獨特的意象、</w:t>
       </w:r>
       <w:r>
         <w:rPr>
@@ -653,37 +595,38 @@
           <w:bCs/>
           <w:szCs w:val="28"/>
         </w:rPr>
-        <w:t>朦朧</w:t>
-      </w:r>
-      <w:r>
-        <w:rPr>
-          <w:rFonts w:hint="eastAsia"/>
-          <w:szCs w:val="28"/>
-        </w:rPr>
-        <w:t>，實屬詩人詩作中的一個特例。</w:t>
+        <w:t>縹緲</w:t>
+      </w:r>
+      <w:r>
+        <w:rPr>
+          <w:rFonts w:hint="eastAsia"/>
+          <w:szCs w:val="28"/>
+        </w:rPr>
+        <w:t>的意境與音樂美感，成為千古傳誦的絶唱。</w:t>
       </w:r>
     </w:p>
     <w:p>
       <w:pPr>
-        <w:spacing w:after="0" w:line="480" w:lineRule="exact"/>
+        <w:spacing w:after="0" w:line="420" w:lineRule="exact"/>
         <w:ind w:left="-6" w:right="0" w:hanging="11"/>
-        <w:rPr>
-          <w:szCs w:val="28"/>
-        </w:rPr>
-      </w:pPr>
-      <w:r>
-        <w:rPr>
-          <w:rFonts w:hint="eastAsia"/>
-          <w:szCs w:val="28"/>
-        </w:rPr>
-        <w:t xml:space="preserve">    </w:t>
-      </w:r>
-      <w:r>
-        <w:rPr>
-          <w:rFonts w:hint="eastAsia"/>
-          <w:szCs w:val="28"/>
-        </w:rPr>
-        <w:t>首二句詩人寫似花但不是花，似霧但不是霧，「非花」、「非霧」兩處否定，托出詩人所詠之物似花似霧的特點，朦朧的比喻，使人有捉摸不定的感覺，為全詩</w:t>
+        <w:jc w:val="both"/>
+        <w:rPr>
+          <w:szCs w:val="28"/>
+        </w:rPr>
+      </w:pPr>
+      <w:r>
+        <w:rPr>
+          <w:rFonts w:hint="eastAsia"/>
+          <w:szCs w:val="28"/>
+        </w:rPr>
+        <w:t xml:space="preserve">　　</w:t>
+      </w:r>
+      <w:r>
+        <w:rPr>
+          <w:rFonts w:hint="eastAsia"/>
+          <w:szCs w:val="28"/>
+        </w:rPr>
+        <w:t>本詩最</w:t>
       </w:r>
       <w:r>
         <w:rPr>
@@ -692,14 +635,38 @@
           <w:bCs/>
           <w:szCs w:val="28"/>
         </w:rPr>
-        <w:t>渲染</w:t>
-      </w:r>
-      <w:r>
-        <w:rPr>
-          <w:rFonts w:hint="eastAsia"/>
-          <w:szCs w:val="28"/>
-        </w:rPr>
-        <w:t>出</w:t>
+        <w:t>引人入勝</w:t>
+      </w:r>
+      <w:r>
+        <w:rPr>
+          <w:rFonts w:hint="eastAsia"/>
+          <w:szCs w:val="28"/>
+        </w:rPr>
+        <w:t>之處，在於其「不即不離，若隱若現」的模糊之美。開篇「花非花，霧非霧」，連用兩個否定句，直接打破了具象世界的邊界。它似花而非花，因其美豔卻不真切；似霧而非霧，因其籠罩心頭卻又非自然之景。</w:t>
+      </w:r>
+    </w:p>
+    <w:p>
+      <w:pPr>
+        <w:spacing w:after="0" w:line="420" w:lineRule="exact"/>
+        <w:ind w:left="-6" w:right="0" w:hanging="11"/>
+        <w:jc w:val="both"/>
+        <w:rPr>
+          <w:szCs w:val="28"/>
+        </w:rPr>
+      </w:pPr>
+      <w:r>
+        <w:rPr>
+          <w:rFonts w:hint="eastAsia"/>
+          <w:szCs w:val="28"/>
+        </w:rPr>
+        <w:t xml:space="preserve">　　</w:t>
+      </w:r>
+      <w:r>
+        <w:rPr>
+          <w:rFonts w:hint="eastAsia"/>
+          <w:szCs w:val="28"/>
+        </w:rPr>
+        <w:t>這種「非花非霧」的意象，在「夜半來，天明去」的作息規律中得到了進一步的延伸。詩人巧妙地利用「夜半」與「天明」的交替，營造出一個短暫、神祕且無法挽留的時空。這究竟是情人幽會的步履、一段轉瞬即逝的夢境，還是生命中某種美好卻無法把握的際遇？詩人並未給出標準答案，而是將解讀的空間完全留給了讀者，這正是古典文學中「</w:t>
       </w:r>
       <w:r>
         <w:rPr>
@@ -708,51 +675,31 @@
           <w:bCs/>
           <w:szCs w:val="28"/>
         </w:rPr>
-        <w:t>迷濛</w:t>
-      </w:r>
-      <w:r>
-        <w:rPr>
-          <w:rFonts w:hint="eastAsia"/>
-          <w:szCs w:val="28"/>
-        </w:rPr>
-        <w:t>的氛圍。</w:t>
+        <w:t>意在言外</w:t>
+      </w:r>
+      <w:r>
+        <w:rPr>
+          <w:rFonts w:hint="eastAsia"/>
+          <w:szCs w:val="28"/>
+        </w:rPr>
+        <w:t>」的最高境界。</w:t>
       </w:r>
     </w:p>
     <w:p>
       <w:pPr>
-        <w:spacing w:after="0" w:line="480" w:lineRule="exact"/>
+        <w:spacing w:after="0" w:line="420" w:lineRule="exact"/>
         <w:ind w:left="-6" w:right="0" w:hanging="11"/>
-        <w:rPr>
-          <w:szCs w:val="28"/>
-        </w:rPr>
-      </w:pPr>
-      <w:r>
-        <w:rPr>
-          <w:rFonts w:hint="eastAsia"/>
-          <w:szCs w:val="28"/>
-        </w:rPr>
-        <w:t xml:space="preserve">    </w:t>
-      </w:r>
-      <w:r>
-        <w:rPr>
-          <w:rFonts w:hint="eastAsia"/>
-          <w:szCs w:val="28"/>
-        </w:rPr>
-        <w:t>三</w:t>
-      </w:r>
-      <w:r>
-        <w:rPr>
-          <w:rFonts w:hint="eastAsia"/>
-          <w:szCs w:val="28"/>
-        </w:rPr>
-        <w:t>、</w:t>
-      </w:r>
-      <w:r>
-        <w:rPr>
-          <w:rFonts w:hint="eastAsia"/>
-          <w:szCs w:val="28"/>
-        </w:rPr>
-        <w:t>四兩句「夜半來，天明去」，承接上文，詩人故布疑陣，雖在詠物，卻並未點明，使人有如墜入雲裡霧裡的夢境一般，</w:t>
+        <w:jc w:val="both"/>
+        <w:rPr>
+          <w:szCs w:val="28"/>
+        </w:rPr>
+      </w:pPr>
+      <w:r>
+        <w:rPr>
+          <w:rFonts w:hint="eastAsia"/>
+          <w:szCs w:val="28"/>
+        </w:rPr>
+        <w:t>後半首詩「來如春夢幾多時？去似朝雲無覓處」，則是全詩情感的</w:t>
       </w:r>
       <w:r>
         <w:rPr>
@@ -761,7 +708,7 @@
           <w:bCs/>
           <w:szCs w:val="28"/>
         </w:rPr>
-        <w:t>虛無縹緲</w:t>
+        <w:t>昇華</w:t>
       </w:r>
       <w:r>
         <w:rPr>
@@ -773,25 +720,26 @@
     </w:p>
     <w:p>
       <w:pPr>
-        <w:spacing w:after="0" w:line="480" w:lineRule="exact"/>
+        <w:spacing w:after="0" w:line="420" w:lineRule="exact"/>
         <w:ind w:left="-6" w:right="0" w:hanging="11"/>
-        <w:rPr>
-          <w:szCs w:val="28"/>
-        </w:rPr>
-      </w:pPr>
-      <w:r>
-        <w:rPr>
-          <w:rFonts w:hint="eastAsia"/>
-          <w:szCs w:val="28"/>
-        </w:rPr>
-        <w:t xml:space="preserve">    </w:t>
-      </w:r>
-      <w:r>
-        <w:rPr>
-          <w:rFonts w:hint="eastAsia"/>
-          <w:szCs w:val="28"/>
-        </w:rPr>
-        <w:t>結尾兩句中，「來如春夢幾多時」對應「夜半來」，使人</w:t>
+        <w:jc w:val="both"/>
+        <w:rPr>
+          <w:szCs w:val="28"/>
+        </w:rPr>
+      </w:pPr>
+      <w:r>
+        <w:rPr>
+          <w:rFonts w:hint="eastAsia"/>
+          <w:szCs w:val="28"/>
+        </w:rPr>
+        <w:t xml:space="preserve">　　</w:t>
+      </w:r>
+      <w:r>
+        <w:rPr>
+          <w:rFonts w:hint="eastAsia"/>
+          <w:szCs w:val="28"/>
+        </w:rPr>
+        <w:t>詩人以「春夢」譬喻「來」之短暫與美好。春夢雖美，卻最易驚醒，讓人不禁追問那美好的時光究竟能有多長？而「去」時則如「朝雲」般消散，在晨光</w:t>
       </w:r>
       <w:r>
         <w:rPr>
@@ -800,180 +748,14 @@
           <w:bCs/>
           <w:szCs w:val="28"/>
         </w:rPr>
-        <w:t>恍然</w:t>
-      </w:r>
-      <w:r>
-        <w:rPr>
-          <w:rFonts w:hint="eastAsia"/>
-          <w:szCs w:val="28"/>
-        </w:rPr>
-        <w:t>大悟</w:t>
-      </w:r>
-      <w:r>
-        <w:rPr>
-          <w:rFonts w:hint="eastAsia"/>
-          <w:szCs w:val="28"/>
-        </w:rPr>
-        <w:t>。</w:t>
-      </w:r>
-      <w:r>
-        <w:rPr>
-          <w:rFonts w:hint="eastAsia"/>
-          <w:color w:val="auto"/>
-          <w:szCs w:val="28"/>
-        </w:rPr>
-        <w:t>「</w:t>
-      </w:r>
-      <w:r>
-        <w:rPr>
-          <w:rFonts w:hint="eastAsia"/>
-          <w:color w:val="auto"/>
-          <w:szCs w:val="28"/>
-        </w:rPr>
-        <w:t>來如春</w:t>
-      </w:r>
-      <w:r>
-        <w:rPr>
-          <w:rFonts w:hint="eastAsia"/>
-          <w:color w:val="auto"/>
-          <w:szCs w:val="28"/>
-        </w:rPr>
-        <w:t>夢」</w:t>
-      </w:r>
-      <w:r>
-        <w:rPr>
-          <w:rFonts w:hint="eastAsia"/>
-          <w:color w:val="auto"/>
-          <w:szCs w:val="28"/>
-        </w:rPr>
-        <w:t>對應</w:t>
-      </w:r>
-      <w:r>
-        <w:rPr>
-          <w:rFonts w:hint="eastAsia"/>
-          <w:color w:val="auto"/>
-          <w:szCs w:val="28"/>
-        </w:rPr>
-        <w:t>「</w:t>
-      </w:r>
-      <w:r>
-        <w:rPr>
-          <w:rFonts w:hint="eastAsia"/>
-          <w:color w:val="auto"/>
-          <w:szCs w:val="28"/>
-        </w:rPr>
-        <w:t>夜半來</w:t>
-      </w:r>
-      <w:r>
-        <w:rPr>
-          <w:rFonts w:hint="eastAsia"/>
-          <w:color w:val="auto"/>
-          <w:szCs w:val="28"/>
-        </w:rPr>
-        <w:t>」</w:t>
-      </w:r>
-      <w:r>
-        <w:rPr>
-          <w:rFonts w:hint="eastAsia"/>
-          <w:color w:val="auto"/>
-          <w:szCs w:val="28"/>
-        </w:rPr>
-        <w:t>，</w:t>
-      </w:r>
-      <w:r>
-        <w:rPr>
-          <w:rFonts w:hint="eastAsia"/>
-          <w:color w:val="auto"/>
-          <w:szCs w:val="28"/>
-        </w:rPr>
-        <w:t>「</w:t>
-      </w:r>
-      <w:r>
-        <w:rPr>
-          <w:rFonts w:hint="eastAsia"/>
-          <w:color w:val="auto"/>
-          <w:szCs w:val="28"/>
-        </w:rPr>
-        <w:t>春夢</w:t>
-      </w:r>
-      <w:r>
-        <w:rPr>
-          <w:rFonts w:hint="eastAsia"/>
-          <w:color w:val="auto"/>
-          <w:szCs w:val="28"/>
-        </w:rPr>
-        <w:t>」</w:t>
-      </w:r>
-      <w:r>
-        <w:rPr>
-          <w:rFonts w:hint="eastAsia"/>
-          <w:color w:val="auto"/>
-          <w:szCs w:val="28"/>
-        </w:rPr>
-        <w:t>是一</w:t>
-      </w:r>
-      <w:r>
-        <w:rPr>
-          <w:rFonts w:hint="eastAsia"/>
-          <w:color w:val="auto"/>
-          <w:szCs w:val="28"/>
-        </w:rPr>
-        <w:t>個</w:t>
-      </w:r>
-      <w:r>
-        <w:rPr>
-          <w:rFonts w:hint="eastAsia"/>
-          <w:color w:val="auto"/>
-          <w:szCs w:val="28"/>
-        </w:rPr>
-        <w:t>比</w:t>
-      </w:r>
-      <w:r>
-        <w:rPr>
-          <w:rFonts w:hint="eastAsia"/>
-          <w:color w:val="auto"/>
-          <w:szCs w:val="28"/>
-        </w:rPr>
-        <w:t>喻</w:t>
-      </w:r>
-      <w:r>
-        <w:rPr>
-          <w:rFonts w:hint="eastAsia"/>
-          <w:color w:val="auto"/>
-          <w:szCs w:val="28"/>
-        </w:rPr>
-        <w:t>；「去似朝雲無覓處」對應「天明去」，「朝雲」又是一</w:t>
-      </w:r>
-      <w:r>
-        <w:rPr>
-          <w:rFonts w:hint="eastAsia"/>
-          <w:color w:val="auto"/>
-          <w:szCs w:val="28"/>
-        </w:rPr>
-        <w:t>個</w:t>
-      </w:r>
-      <w:r>
-        <w:rPr>
-          <w:rFonts w:hint="eastAsia"/>
-          <w:color w:val="auto"/>
-          <w:szCs w:val="28"/>
-        </w:rPr>
-        <w:t>比</w:t>
-      </w:r>
-      <w:r>
-        <w:rPr>
-          <w:rFonts w:hint="eastAsia"/>
-          <w:color w:val="auto"/>
-          <w:szCs w:val="28"/>
-        </w:rPr>
-        <w:t>喻</w:t>
-      </w:r>
-      <w:r>
-        <w:rPr>
-          <w:rFonts w:hint="eastAsia"/>
-          <w:szCs w:val="28"/>
-        </w:rPr>
-        <w:t>，比喻詩人所詠之物雖似朝雲般美麗卻也易逝。「幾多時」和「無覓處」均流露出詩人對時光匆匆，留也留不住的</w:t>
+        <w:t>熹微</w:t>
+      </w:r>
+      <w:r>
+        <w:rPr>
+          <w:rFonts w:hint="eastAsia"/>
+          <w:szCs w:val="28"/>
+        </w:rPr>
+        <w:t>中</w:t>
       </w:r>
       <w:r>
         <w:rPr>
@@ -982,37 +764,99 @@
           <w:bCs/>
           <w:szCs w:val="28"/>
         </w:rPr>
-        <w:t>惋惜</w:t>
-      </w:r>
-      <w:r>
-        <w:rPr>
-          <w:rFonts w:hint="eastAsia"/>
-          <w:szCs w:val="28"/>
-        </w:rPr>
-        <w:t>之情。</w:t>
+        <w:t>化為烏有</w:t>
+      </w:r>
+      <w:r>
+        <w:rPr>
+          <w:rFonts w:hint="eastAsia"/>
+          <w:szCs w:val="28"/>
+        </w:rPr>
+        <w:t>，再無處可尋。這裡的「朝雲」亦暗用了</w:t>
+      </w:r>
+      <w:r>
+        <w:rPr>
+          <w:rFonts w:hint="eastAsia"/>
+          <w:szCs w:val="28"/>
+          <w:u w:val="single"/>
+        </w:rPr>
+        <w:t>宋玉</w:t>
+      </w:r>
+      <w:r>
+        <w:rPr>
+          <w:rFonts w:hint="eastAsia"/>
+          <w:szCs w:val="28"/>
+        </w:rPr>
+        <w:t>《高唐賦》中</w:t>
+      </w:r>
+      <w:r>
+        <w:rPr>
+          <w:rFonts w:hint="eastAsia"/>
+          <w:szCs w:val="28"/>
+          <w:u w:val="single"/>
+        </w:rPr>
+        <w:t>巫山</w:t>
+      </w:r>
+      <w:r>
+        <w:rPr>
+          <w:rFonts w:hint="eastAsia"/>
+          <w:szCs w:val="28"/>
+        </w:rPr>
+        <w:t>神女「旦為朝雲，暮為行雨」的典故，為這份離去增添了</w:t>
+      </w:r>
+      <w:r>
+        <w:rPr>
+          <w:rFonts w:hint="eastAsia"/>
+          <w:b/>
+          <w:bCs/>
+          <w:szCs w:val="28"/>
+        </w:rPr>
+        <w:t>一抹惆悵</w:t>
+      </w:r>
+      <w:r>
+        <w:rPr>
+          <w:rFonts w:hint="eastAsia"/>
+          <w:szCs w:val="28"/>
+        </w:rPr>
+        <w:t>與神話色彩。</w:t>
       </w:r>
     </w:p>
     <w:p>
       <w:pPr>
-        <w:spacing w:after="0" w:line="480" w:lineRule="exact"/>
+        <w:spacing w:after="0" w:line="420" w:lineRule="exact"/>
         <w:ind w:left="-6" w:right="0" w:hanging="11"/>
-        <w:rPr>
-          <w:szCs w:val="28"/>
-        </w:rPr>
-      </w:pPr>
-      <w:r>
-        <w:rPr>
-          <w:rFonts w:hint="eastAsia"/>
-          <w:szCs w:val="28"/>
-        </w:rPr>
-        <w:t xml:space="preserve">    </w:t>
-      </w:r>
-      <w:r>
-        <w:rPr>
-          <w:rFonts w:hint="eastAsia"/>
-          <w:szCs w:val="28"/>
-        </w:rPr>
-        <w:t>全詩通篇運用比喻的手法，使全詩上下關合緊密，如行雲流水，生動自然。雖然詩人並未點明詩中所詠之物，但從全篇情感走勢不難發現，本詩所表現的應是深夜幽會的男女主人公聚少離多，短暫相會又要分離時難捨難分的場面。詩人以感傷、</w:t>
+        <w:jc w:val="both"/>
+        <w:rPr>
+          <w:rFonts w:hint="eastAsia"/>
+          <w:szCs w:val="28"/>
+        </w:rPr>
+      </w:pPr>
+      <w:r>
+        <w:rPr>
+          <w:rFonts w:hint="eastAsia"/>
+          <w:szCs w:val="28"/>
+        </w:rPr>
+        <w:t xml:space="preserve">　　</w:t>
+      </w:r>
+      <w:r>
+        <w:rPr>
+          <w:rFonts w:hint="eastAsia"/>
+          <w:szCs w:val="28"/>
+        </w:rPr>
+        <w:t>這兩句將抽象的「來去」具象化為「春夢」與「朝雲」，不僅寫出了感官上的失落，更上升到了哲理的高度：世間一切極致的美好</w:t>
+      </w:r>
+      <w:r>
+        <w:rPr>
+          <w:rFonts w:hint="eastAsia"/>
+          <w:szCs w:val="28"/>
+        </w:rPr>
+        <w:t>--</w:t>
+      </w:r>
+      <w:r>
+        <w:rPr>
+          <w:rFonts w:hint="eastAsia"/>
+          <w:szCs w:val="28"/>
+        </w:rPr>
+        <w:t>無論是</w:t>
       </w:r>
       <w:r>
         <w:rPr>
@@ -1021,35 +865,178 @@
           <w:bCs/>
           <w:szCs w:val="28"/>
         </w:rPr>
-        <w:t>深婉</w:t>
-      </w:r>
-      <w:r>
-        <w:rPr>
-          <w:rFonts w:hint="eastAsia"/>
-          <w:szCs w:val="28"/>
-        </w:rPr>
-        <w:t>的語調，將二人依依不捨的離情描畫得真切自然，獨具朦朧之美。</w:t>
+        <w:t>繾綣</w:t>
+      </w:r>
+      <w:r>
+        <w:rPr>
+          <w:rFonts w:hint="eastAsia"/>
+          <w:szCs w:val="28"/>
+        </w:rPr>
+        <w:t>的愛情、高遠的理想，還是青春的歲月，往往都如同春夢朝雲般，來得</w:t>
+      </w:r>
+      <w:r>
+        <w:rPr>
+          <w:rFonts w:hint="eastAsia"/>
+          <w:b/>
+          <w:bCs/>
+          <w:szCs w:val="28"/>
+        </w:rPr>
+        <w:t>絢爛</w:t>
+      </w:r>
+      <w:r>
+        <w:rPr>
+          <w:rFonts w:hint="eastAsia"/>
+          <w:szCs w:val="28"/>
+        </w:rPr>
+        <w:t>，去得決絕。</w:t>
       </w:r>
     </w:p>
     <w:p>
       <w:pPr>
-        <w:rPr>
-          <w:sz w:val="32"/>
-          <w:szCs w:val="32"/>
-        </w:rPr>
-        <w:sectPr>
-          <w:footerReference w:type="default" r:id="rId10"/>
-          <w:pgSz w:w="11906" w:h="16838"/>
-          <w:pgMar w:top="567" w:right="851" w:bottom="567" w:left="851" w:header="567" w:footer="0" w:gutter="0"/>
-          <w:cols w:space="720"/>
-          <w:docGrid w:linePitch="381"/>
-        </w:sectPr>
-      </w:pPr>
+        <w:spacing w:after="0" w:line="420" w:lineRule="exact"/>
+        <w:ind w:right="-2"/>
+        <w:jc w:val="both"/>
+        <w:rPr>
+          <w:szCs w:val="28"/>
+        </w:rPr>
+      </w:pPr>
+      <w:r>
+        <w:rPr>
+          <w:rFonts w:hint="eastAsia"/>
+          <w:szCs w:val="28"/>
+        </w:rPr>
+        <w:t xml:space="preserve">　　</w:t>
+      </w:r>
+      <w:r>
+        <w:rPr>
+          <w:rFonts w:hint="eastAsia"/>
+          <w:szCs w:val="28"/>
+        </w:rPr>
+        <w:t>《花非花》既有三言、五言、七言</w:t>
+      </w:r>
+      <w:r>
+        <w:rPr>
+          <w:rFonts w:hint="eastAsia"/>
+          <w:b/>
+          <w:bCs/>
+          <w:szCs w:val="28"/>
+        </w:rPr>
+        <w:t>錯落有致</w:t>
+      </w:r>
+      <w:r>
+        <w:rPr>
+          <w:rFonts w:hint="eastAsia"/>
+          <w:szCs w:val="28"/>
+        </w:rPr>
+        <w:t>的節奏美，又有著極強的畫面感。</w:t>
+      </w:r>
+      <w:r>
+        <w:rPr>
+          <w:rFonts w:hint="eastAsia"/>
+          <w:szCs w:val="28"/>
+          <w:u w:val="single"/>
+        </w:rPr>
+        <w:t>白居易</w:t>
+      </w:r>
+      <w:r>
+        <w:rPr>
+          <w:rFonts w:hint="eastAsia"/>
+          <w:szCs w:val="28"/>
+        </w:rPr>
+        <w:t>摒棄了一貫追求的「</w:t>
+      </w:r>
+      <w:r>
+        <w:rPr>
+          <w:rFonts w:hint="eastAsia"/>
+          <w:b/>
+          <w:bCs/>
+          <w:szCs w:val="28"/>
+        </w:rPr>
+        <w:t>老嫗</w:t>
+      </w:r>
+      <w:r>
+        <w:rPr>
+          <w:rFonts w:hint="eastAsia"/>
+          <w:szCs w:val="28"/>
+        </w:rPr>
+        <w:t>能解」的平易風格，轉而追求極致的</w:t>
+      </w:r>
+      <w:r>
+        <w:rPr>
+          <w:rFonts w:hint="eastAsia"/>
+          <w:b/>
+          <w:bCs/>
+          <w:szCs w:val="28"/>
+        </w:rPr>
+        <w:t>空靈</w:t>
+      </w:r>
+      <w:r>
+        <w:rPr>
+          <w:rFonts w:hint="eastAsia"/>
+          <w:szCs w:val="28"/>
+        </w:rPr>
+        <w:t>與含蓄。</w:t>
+      </w:r>
+      <w:r>
+        <w:rPr>
+          <w:rFonts w:hint="eastAsia"/>
+          <w:szCs w:val="28"/>
+        </w:rPr>
+        <w:lastRenderedPageBreak/>
+        <w:t>這首詩的美，不在於它「寫了什麼」，而在於它「沒寫什麼」。那種對生命中易逝之美的執著、</w:t>
+      </w:r>
+      <w:r>
+        <w:rPr>
+          <w:rFonts w:hint="eastAsia"/>
+          <w:b/>
+          <w:bCs/>
+          <w:szCs w:val="28"/>
+        </w:rPr>
+        <w:t>惆悵</w:t>
+      </w:r>
+      <w:r>
+        <w:rPr>
+          <w:rFonts w:hint="eastAsia"/>
+          <w:szCs w:val="28"/>
+        </w:rPr>
+        <w:t>與無可奈何，在似有若無的煙霧中得到了永恆的定格，成為</w:t>
+      </w:r>
+      <w:r>
+        <w:rPr>
+          <w:rFonts w:hint="eastAsia"/>
+          <w:szCs w:val="28"/>
+          <w:u w:val="single"/>
+        </w:rPr>
+        <w:t>中國</w:t>
+      </w:r>
+      <w:r>
+        <w:rPr>
+          <w:rFonts w:hint="eastAsia"/>
+          <w:szCs w:val="28"/>
+        </w:rPr>
+        <w:t>古典美學中一座無法逾越的</w:t>
+      </w:r>
+      <w:r>
+        <w:rPr>
+          <w:rFonts w:hint="eastAsia"/>
+          <w:b/>
+          <w:bCs/>
+        </w:rPr>
+        <w:t>豐碑</w:t>
+      </w:r>
+      <w:r>
+        <w:rPr>
+          <w:rFonts w:hint="eastAsia"/>
+          <w:szCs w:val="28"/>
+        </w:rPr>
+        <w:t>。</w:t>
+      </w:r>
     </w:p>
     <w:p>
       <w:pPr>
-        <w:spacing w:after="0" w:line="420" w:lineRule="exact"/>
-        <w:ind w:left="-6" w:right="0" w:hanging="11"/>
+        <w:spacing w:beforeLines="50" w:before="120" w:after="0" w:line="440" w:lineRule="exact"/>
+        <w:ind w:left="11" w:right="845" w:hanging="11"/>
+        <w:jc w:val="both"/>
         <w:rPr>
           <w:b/>
           <w:sz w:val="40"/>
@@ -1063,7 +1050,6 @@
           <w:szCs w:val="32"/>
           <w:bdr w:val="single" w:sz="4" w:space="0" w:color="auto"/>
         </w:rPr>
-        <w:lastRenderedPageBreak/>
         <w:t>補充</w:t>
       </w:r>
     </w:p>
@@ -1074,8 +1060,8 @@
           <w:ilvl w:val="0"/>
           <w:numId w:val="23"/>
         </w:numPr>
-        <w:spacing w:after="0" w:line="420" w:lineRule="exact"/>
-        <w:ind w:leftChars="0" w:right="0"/>
+        <w:spacing w:after="0" w:line="400" w:lineRule="exact"/>
+        <w:ind w:leftChars="0" w:left="284" w:right="0" w:hanging="284"/>
         <w:rPr>
           <w:szCs w:val="28"/>
         </w:rPr>
@@ -1126,46 +1112,187 @@
     <w:p>
       <w:pPr>
         <w:pStyle w:val="a9"/>
-        <w:spacing w:after="0" w:line="420" w:lineRule="exact"/>
-        <w:ind w:leftChars="0" w:right="0" w:firstLine="0"/>
-        <w:rPr>
-          <w:szCs w:val="28"/>
-        </w:rPr>
-      </w:pPr>
-      <w:r>
-        <w:rPr>
-          <w:rFonts w:hint="eastAsia"/>
-          <w:szCs w:val="28"/>
-        </w:rPr>
-        <w:t>山之南坡和水之北岸向</w:t>
-      </w:r>
-      <w:r>
-        <w:rPr>
-          <w:rFonts w:hint="eastAsia"/>
-          <w:szCs w:val="28"/>
-        </w:rPr>
-        <w:t>著</w:t>
-      </w:r>
-      <w:r>
-        <w:rPr>
-          <w:rFonts w:hint="eastAsia"/>
-          <w:szCs w:val="28"/>
-        </w:rPr>
-        <w:t>太陽，接受光照，故“山南”、“水北”為“陽”；山之北坡和水之南岸背</w:t>
-      </w:r>
-      <w:r>
-        <w:rPr>
-          <w:rFonts w:hint="eastAsia"/>
-          <w:szCs w:val="28"/>
-        </w:rPr>
-        <w:t>著</w:t>
-      </w:r>
-      <w:r>
-        <w:rPr>
-          <w:rFonts w:hint="eastAsia"/>
-          <w:szCs w:val="28"/>
-        </w:rPr>
-        <w:t>太陽，形成陰處，故“山北”、“水南”為“陰”。</w:t>
+        <w:spacing w:after="0" w:line="400" w:lineRule="exact"/>
+        <w:ind w:leftChars="0" w:left="284" w:right="0" w:firstLine="0"/>
+        <w:rPr>
+          <w:rFonts w:hint="eastAsia"/>
+          <w:szCs w:val="28"/>
+        </w:rPr>
+      </w:pPr>
+      <w:r>
+        <w:rPr>
+          <w:rFonts w:hint="eastAsia"/>
+          <w:szCs w:val="28"/>
+        </w:rPr>
+        <w:t>山之南坡和水之北岸向著太陽，接受光照，故</w:t>
+      </w:r>
+      <w:r>
+        <w:rPr>
+          <w:rFonts w:hint="eastAsia"/>
+          <w:szCs w:val="28"/>
+        </w:rPr>
+        <w:t>「</w:t>
+      </w:r>
+      <w:r>
+        <w:rPr>
+          <w:rFonts w:hint="eastAsia"/>
+          <w:szCs w:val="28"/>
+        </w:rPr>
+        <w:t>山南</w:t>
+      </w:r>
+      <w:r>
+        <w:rPr>
+          <w:rFonts w:hint="eastAsia"/>
+          <w:szCs w:val="28"/>
+        </w:rPr>
+        <w:t>」</w:t>
+      </w:r>
+      <w:r>
+        <w:rPr>
+          <w:rFonts w:hint="eastAsia"/>
+          <w:szCs w:val="28"/>
+        </w:rPr>
+        <w:t>、</w:t>
+      </w:r>
+      <w:r>
+        <w:rPr>
+          <w:rFonts w:hint="eastAsia"/>
+          <w:szCs w:val="28"/>
+        </w:rPr>
+        <w:t>「</w:t>
+      </w:r>
+      <w:r>
+        <w:rPr>
+          <w:rFonts w:hint="eastAsia"/>
+          <w:szCs w:val="28"/>
+        </w:rPr>
+        <w:t>水北</w:t>
+      </w:r>
+      <w:r>
+        <w:rPr>
+          <w:rFonts w:hint="eastAsia"/>
+          <w:szCs w:val="28"/>
+        </w:rPr>
+        <w:t>」</w:t>
+      </w:r>
+      <w:r>
+        <w:rPr>
+          <w:rFonts w:hint="eastAsia"/>
+          <w:szCs w:val="28"/>
+        </w:rPr>
+        <w:t>為</w:t>
+      </w:r>
+      <w:r>
+        <w:rPr>
+          <w:rFonts w:hint="eastAsia"/>
+          <w:szCs w:val="28"/>
+        </w:rPr>
+        <w:t>「</w:t>
+      </w:r>
+      <w:r>
+        <w:rPr>
+          <w:rFonts w:hint="eastAsia"/>
+          <w:szCs w:val="28"/>
+        </w:rPr>
+        <w:t>陽</w:t>
+      </w:r>
+      <w:r>
+        <w:rPr>
+          <w:rFonts w:hint="eastAsia"/>
+          <w:szCs w:val="28"/>
+        </w:rPr>
+        <w:t>」</w:t>
+      </w:r>
+      <w:r>
+        <w:rPr>
+          <w:rFonts w:hint="eastAsia"/>
+          <w:szCs w:val="28"/>
+        </w:rPr>
+        <w:t>；山之北坡和水之南岸背著太陽，形成陰處，故</w:t>
+      </w:r>
+      <w:r>
+        <w:rPr>
+          <w:rFonts w:hint="eastAsia"/>
+          <w:szCs w:val="28"/>
+        </w:rPr>
+        <w:t>「</w:t>
+      </w:r>
+      <w:r>
+        <w:rPr>
+          <w:rFonts w:hint="eastAsia"/>
+          <w:szCs w:val="28"/>
+        </w:rPr>
+        <w:t>山北</w:t>
+      </w:r>
+      <w:r>
+        <w:rPr>
+          <w:rFonts w:hint="eastAsia"/>
+          <w:szCs w:val="28"/>
+        </w:rPr>
+        <w:t>」</w:t>
+      </w:r>
+      <w:r>
+        <w:rPr>
+          <w:rFonts w:hint="eastAsia"/>
+          <w:szCs w:val="28"/>
+        </w:rPr>
+        <w:t>、</w:t>
+      </w:r>
+      <w:r>
+        <w:rPr>
+          <w:rFonts w:hint="eastAsia"/>
+          <w:szCs w:val="28"/>
+        </w:rPr>
+        <w:t>「</w:t>
+      </w:r>
+      <w:r>
+        <w:rPr>
+          <w:rFonts w:hint="eastAsia"/>
+          <w:szCs w:val="28"/>
+        </w:rPr>
+        <w:t>水南</w:t>
+      </w:r>
+      <w:r>
+        <w:rPr>
+          <w:rFonts w:hint="eastAsia"/>
+          <w:szCs w:val="28"/>
+        </w:rPr>
+        <w:t>」</w:t>
+      </w:r>
+      <w:r>
+        <w:rPr>
+          <w:rFonts w:hint="eastAsia"/>
+          <w:szCs w:val="28"/>
+        </w:rPr>
+        <w:t>為</w:t>
+      </w:r>
+      <w:r>
+        <w:rPr>
+          <w:rFonts w:hint="eastAsia"/>
+          <w:szCs w:val="28"/>
+        </w:rPr>
+        <w:t>「</w:t>
+      </w:r>
+      <w:r>
+        <w:rPr>
+          <w:rFonts w:hint="eastAsia"/>
+          <w:szCs w:val="28"/>
+        </w:rPr>
+        <w:t>陰</w:t>
+      </w:r>
+      <w:r>
+        <w:rPr>
+          <w:rFonts w:hint="eastAsia"/>
+          <w:szCs w:val="28"/>
+        </w:rPr>
+        <w:t>」</w:t>
+      </w:r>
+      <w:r>
+        <w:rPr>
+          <w:rFonts w:hint="eastAsia"/>
+          <w:szCs w:val="28"/>
+        </w:rPr>
+        <w:t>。</w:t>
       </w:r>
     </w:p>
     <w:p>
@@ -1175,67 +1302,72 @@
           <w:ilvl w:val="0"/>
           <w:numId w:val="23"/>
         </w:numPr>
-        <w:spacing w:after="0" w:line="420" w:lineRule="exact"/>
-        <w:ind w:leftChars="0" w:right="0"/>
-        <w:rPr>
-          <w:szCs w:val="28"/>
-        </w:rPr>
-      </w:pPr>
-      <w:r>
-        <w:rPr>
-          <w:rFonts w:hint="eastAsia"/>
-          <w:szCs w:val="28"/>
-        </w:rPr>
-        <w:t>丘</w:t>
-      </w:r>
-      <w:r>
-        <w:rPr>
-          <w:rFonts w:hint="eastAsia"/>
-          <w:szCs w:val="28"/>
-        </w:rPr>
-        <w:t>：</w:t>
-      </w:r>
-    </w:p>
-    <w:p>
-      <w:pPr>
-        <w:pStyle w:val="a9"/>
-        <w:numPr>
-          <w:ilvl w:val="0"/>
-          <w:numId w:val="25"/>
-        </w:numPr>
-        <w:spacing w:after="0" w:line="420" w:lineRule="exact"/>
-        <w:ind w:leftChars="0" w:right="0"/>
-        <w:rPr>
-          <w:szCs w:val="28"/>
-        </w:rPr>
-      </w:pPr>
-      <w:r>
-        <w:rPr>
-          <w:rFonts w:hint="eastAsia"/>
-          <w:szCs w:val="28"/>
-        </w:rPr>
-        <w:t>小山、小土堆。【例】沙丘、丘陵</w:t>
-      </w:r>
-    </w:p>
-    <w:p>
-      <w:pPr>
-        <w:pStyle w:val="a9"/>
-        <w:numPr>
-          <w:ilvl w:val="0"/>
-          <w:numId w:val="25"/>
-        </w:numPr>
-        <w:spacing w:after="0" w:line="420" w:lineRule="exact"/>
-        <w:ind w:leftChars="0" w:right="0"/>
-        <w:rPr>
-          <w:szCs w:val="28"/>
-        </w:rPr>
-      </w:pPr>
-      <w:r>
-        <w:rPr>
-          <w:rFonts w:hint="eastAsia"/>
-          <w:szCs w:val="28"/>
-        </w:rPr>
-        <w:t>指墳墓。【例】丘壟</w:t>
+        <w:spacing w:after="0" w:line="400" w:lineRule="exact"/>
+        <w:ind w:leftChars="0" w:left="284" w:right="0" w:hanging="284"/>
+        <w:rPr>
+          <w:szCs w:val="28"/>
+        </w:rPr>
+      </w:pPr>
+      <w:r>
+        <w:rPr>
+          <w:rFonts w:hint="eastAsia"/>
+          <w:szCs w:val="28"/>
+        </w:rPr>
+        <w:t>縹緲</w:t>
+      </w:r>
+      <w:r>
+        <w:rPr>
+          <w:rFonts w:hint="eastAsia"/>
+          <w:szCs w:val="28"/>
+        </w:rPr>
+        <w:t>（</w:t>
+      </w:r>
+      <w:r>
+        <w:rPr>
+          <w:rFonts w:hint="eastAsia"/>
+          <w:color w:val="FF0000"/>
+          <w:sz w:val="16"/>
+          <w:szCs w:val="16"/>
+        </w:rPr>
+        <w:t>ㄆㄧㄠ</w:t>
+      </w:r>
+      <w:r>
+        <w:rPr>
+          <w:rFonts w:hint="eastAsia"/>
+          <w:color w:val="FF0000"/>
+          <w:sz w:val="16"/>
+          <w:szCs w:val="16"/>
+        </w:rPr>
+        <w:t>ˇ</w:t>
+      </w:r>
+      <w:r>
+        <w:rPr>
+          <w:color w:val="FF0000"/>
+          <w:sz w:val="16"/>
+          <w:szCs w:val="16"/>
+        </w:rPr>
+        <w:t xml:space="preserve"> ㄇㄧㄠˇ</w:t>
+      </w:r>
+      <w:r>
+        <w:rPr>
+          <w:rFonts w:hint="eastAsia"/>
+          <w:szCs w:val="28"/>
+        </w:rPr>
+        <w:t>）：</w:t>
+      </w:r>
+      <w:r>
+        <w:rPr>
+          <w:rFonts w:hint="eastAsia"/>
+          <w:szCs w:val="28"/>
+        </w:rPr>
+        <w:t>形容隱隱約約、若有似無，看不真切的樣子。</w:t>
+      </w:r>
+      <w:r>
+        <w:rPr>
+          <w:rFonts w:hint="eastAsia"/>
+          <w:szCs w:val="28"/>
+        </w:rPr>
+        <w:t>指《花非花》這首詩所營造出來的藝術氛圍，就像霧氣一樣朦朧，沒有明確的實體，給人無限的想像空間。</w:t>
       </w:r>
     </w:p>
     <w:p>
@@ -1245,18 +1377,18 @@
           <w:ilvl w:val="0"/>
           <w:numId w:val="23"/>
         </w:numPr>
-        <w:spacing w:after="0" w:line="420" w:lineRule="exact"/>
-        <w:ind w:leftChars="0" w:right="0"/>
-        <w:rPr>
-          <w:szCs w:val="28"/>
-        </w:rPr>
-      </w:pPr>
-      <w:r>
-        <w:rPr>
-          <w:rFonts w:hint="eastAsia"/>
-          <w:szCs w:val="28"/>
-        </w:rPr>
-        <w:t>朦朧</w:t>
+        <w:spacing w:after="0" w:line="400" w:lineRule="exact"/>
+        <w:ind w:leftChars="0" w:left="284" w:right="0" w:hanging="284"/>
+        <w:rPr>
+          <w:szCs w:val="28"/>
+        </w:rPr>
+      </w:pPr>
+      <w:r>
+        <w:rPr>
+          <w:rFonts w:hint="eastAsia"/>
+          <w:szCs w:val="28"/>
+        </w:rPr>
+        <w:t>引人入勝</w:t>
       </w:r>
       <w:r>
         <w:rPr>
@@ -1265,47 +1397,12 @@
         </w:rPr>
         <w:t>：</w:t>
       </w:r>
-    </w:p>
-    <w:p>
-      <w:pPr>
-        <w:pStyle w:val="a9"/>
-        <w:numPr>
-          <w:ilvl w:val="0"/>
-          <w:numId w:val="24"/>
-        </w:numPr>
-        <w:spacing w:after="0" w:line="420" w:lineRule="exact"/>
-        <w:ind w:leftChars="0" w:right="0"/>
-        <w:rPr>
-          <w:szCs w:val="28"/>
-        </w:rPr>
-      </w:pPr>
-      <w:r>
-        <w:rPr>
-          <w:rFonts w:hint="eastAsia"/>
-          <w:szCs w:val="28"/>
-        </w:rPr>
-        <w:t>月色昏暗的樣子。【例】今晚月色朦朧，到戶外散步，別有一番情味。</w:t>
-      </w:r>
-    </w:p>
-    <w:p>
-      <w:pPr>
-        <w:pStyle w:val="a9"/>
-        <w:numPr>
-          <w:ilvl w:val="0"/>
-          <w:numId w:val="24"/>
-        </w:numPr>
-        <w:spacing w:after="0" w:line="420" w:lineRule="exact"/>
-        <w:ind w:leftChars="0" w:right="0"/>
-        <w:rPr>
-          <w:szCs w:val="28"/>
-        </w:rPr>
-      </w:pPr>
-      <w:r>
-        <w:rPr>
-          <w:rFonts w:hint="eastAsia"/>
-          <w:szCs w:val="28"/>
-        </w:rPr>
-        <w:t>模糊、不清楚的樣子。【例】山區時常霧氣朦朧，開車需特別謹慎。</w:t>
+      <w:r>
+        <w:rPr>
+          <w:rFonts w:hint="eastAsia"/>
+          <w:szCs w:val="28"/>
+        </w:rPr>
+        <w:t>引人進入佳境。現多指風景、文學作品或藝術表演特別吸引人。形容這首詩因為寫得若隱若現，反而產生了極大的藝術魅力，強烈吸引著讀者想要一探究竟。</w:t>
       </w:r>
     </w:p>
     <w:p>
@@ -1315,48 +1412,18 @@
           <w:ilvl w:val="0"/>
           <w:numId w:val="23"/>
         </w:numPr>
-        <w:spacing w:after="0" w:line="420" w:lineRule="exact"/>
-        <w:ind w:leftChars="0" w:right="0"/>
-        <w:rPr>
-          <w:szCs w:val="28"/>
-        </w:rPr>
-      </w:pPr>
-      <w:r>
-        <w:rPr>
-          <w:rFonts w:hint="eastAsia"/>
-          <w:szCs w:val="28"/>
-        </w:rPr>
-        <w:t>渲</w:t>
-      </w:r>
-      <w:r>
-        <w:rPr>
-          <w:rFonts w:hint="eastAsia"/>
-          <w:szCs w:val="28"/>
-        </w:rPr>
-        <w:t>(</w:t>
-      </w:r>
-      <w:r>
-        <w:rPr>
-          <w:rFonts w:hint="eastAsia"/>
-          <w:color w:val="FF0000"/>
-          <w:sz w:val="16"/>
-          <w:szCs w:val="16"/>
-        </w:rPr>
-        <w:t>ㄒㄩㄢˋ</w:t>
-      </w:r>
-      <w:r>
-        <w:rPr>
-          <w:rFonts w:hint="eastAsia"/>
-          <w:szCs w:val="28"/>
-        </w:rPr>
-        <w:t>)</w:t>
-      </w:r>
-      <w:r>
-        <w:rPr>
-          <w:rFonts w:hint="eastAsia"/>
-          <w:szCs w:val="28"/>
-        </w:rPr>
-        <w:t>染</w:t>
+        <w:spacing w:after="0" w:line="400" w:lineRule="exact"/>
+        <w:ind w:leftChars="0" w:left="284" w:right="0" w:hanging="284"/>
+        <w:rPr>
+          <w:szCs w:val="28"/>
+        </w:rPr>
+      </w:pPr>
+      <w:r>
+        <w:rPr>
+          <w:rFonts w:hint="eastAsia"/>
+          <w:szCs w:val="28"/>
+        </w:rPr>
+        <w:t>意在言外</w:t>
       </w:r>
       <w:r>
         <w:rPr>
@@ -1365,81 +1432,12 @@
         </w:rPr>
         <w:t>：</w:t>
       </w:r>
-    </w:p>
-    <w:p>
-      <w:pPr>
-        <w:pStyle w:val="a9"/>
-        <w:numPr>
-          <w:ilvl w:val="0"/>
-          <w:numId w:val="24"/>
-        </w:numPr>
-        <w:spacing w:after="0" w:line="420" w:lineRule="exact"/>
-        <w:ind w:leftChars="0" w:right="0"/>
-        <w:rPr>
-          <w:szCs w:val="28"/>
-        </w:rPr>
-      </w:pPr>
-      <w:r>
-        <w:rPr>
-          <w:rFonts w:hint="eastAsia"/>
-          <w:szCs w:val="28"/>
-        </w:rPr>
-        <w:t>國畫的一種用色技巧。以水墨或顏料，襯托物像，而形成陰陽向背的效果。</w:t>
-      </w:r>
-    </w:p>
-    <w:p>
-      <w:pPr>
-        <w:pStyle w:val="a9"/>
-        <w:spacing w:after="0" w:line="420" w:lineRule="exact"/>
-        <w:ind w:leftChars="0" w:left="960" w:right="0" w:firstLine="0"/>
-        <w:rPr>
-          <w:szCs w:val="28"/>
-        </w:rPr>
-      </w:pPr>
-      <w:r>
-        <w:rPr>
-          <w:rFonts w:hint="eastAsia"/>
-          <w:szCs w:val="28"/>
-        </w:rPr>
-        <w:t>【例】水墨畫常以渲染的手法，點出主題與背景的明暗分別。</w:t>
-      </w:r>
-    </w:p>
-    <w:p>
-      <w:pPr>
-        <w:pStyle w:val="a9"/>
-        <w:numPr>
-          <w:ilvl w:val="0"/>
-          <w:numId w:val="24"/>
-        </w:numPr>
-        <w:spacing w:after="0" w:line="420" w:lineRule="exact"/>
-        <w:ind w:leftChars="0" w:right="0"/>
-        <w:rPr>
-          <w:szCs w:val="28"/>
-        </w:rPr>
-      </w:pPr>
-      <w:r>
-        <w:rPr>
-          <w:rFonts w:hint="eastAsia"/>
-          <w:szCs w:val="28"/>
-        </w:rPr>
-        <w:t>比喻言詞、文字過度吹噓誇大。</w:t>
-      </w:r>
-    </w:p>
-    <w:p>
-      <w:pPr>
-        <w:pStyle w:val="a9"/>
-        <w:spacing w:after="0" w:line="420" w:lineRule="exact"/>
-        <w:ind w:leftChars="0" w:left="960" w:right="0" w:firstLine="0"/>
-        <w:rPr>
-          <w:szCs w:val="28"/>
-        </w:rPr>
-      </w:pPr>
-      <w:r>
-        <w:rPr>
-          <w:rFonts w:hint="eastAsia"/>
-          <w:szCs w:val="28"/>
-        </w:rPr>
-        <w:t>【例】媒體對事件的過度渲染，常會誤導民眾對真象的認知與了解。</w:t>
+      <w:r>
+        <w:rPr>
+          <w:rFonts w:hint="eastAsia"/>
+          <w:szCs w:val="28"/>
+        </w:rPr>
+        <w:t>言詞的真正含意，沒有直接說出來，而是隱含在字面之外，讓讀者自己去體會。</w:t>
       </w:r>
     </w:p>
     <w:p>
@@ -1449,35 +1447,18 @@
           <w:ilvl w:val="0"/>
           <w:numId w:val="23"/>
         </w:numPr>
-        <w:spacing w:after="0" w:line="420" w:lineRule="exact"/>
-        <w:ind w:leftChars="0" w:right="0"/>
-        <w:rPr>
-          <w:szCs w:val="28"/>
-        </w:rPr>
-      </w:pPr>
-      <w:r>
-        <w:rPr>
-          <w:rFonts w:hint="eastAsia"/>
-          <w:szCs w:val="28"/>
-        </w:rPr>
-        <w:t>迷濛：形容景物朦朧不清。【例】細雨霏霏，景物迷濛。</w:t>
-      </w:r>
-    </w:p>
-    <w:p>
-      <w:pPr>
-        <w:pStyle w:val="a9"/>
-        <w:spacing w:after="0" w:line="420" w:lineRule="exact"/>
-        <w:ind w:leftChars="0" w:right="0" w:firstLine="0"/>
-        <w:rPr>
-          <w:szCs w:val="28"/>
-        </w:rPr>
-      </w:pPr>
-      <w:r>
-        <w:rPr>
-          <w:rFonts w:hint="eastAsia"/>
-          <w:szCs w:val="28"/>
-        </w:rPr>
-        <w:t>霏霏</w:t>
+        <w:spacing w:after="0" w:line="400" w:lineRule="exact"/>
+        <w:ind w:leftChars="0" w:left="284" w:right="0" w:hanging="284"/>
+        <w:rPr>
+          <w:szCs w:val="28"/>
+        </w:rPr>
+      </w:pPr>
+      <w:r>
+        <w:rPr>
+          <w:rFonts w:hint="eastAsia"/>
+          <w:szCs w:val="28"/>
+        </w:rPr>
+        <w:t>昇華</w:t>
       </w:r>
       <w:r>
         <w:rPr>
@@ -1486,68 +1467,12 @@
         </w:rPr>
         <w:t>：</w:t>
       </w:r>
-    </w:p>
-    <w:p>
-      <w:pPr>
-        <w:pStyle w:val="a9"/>
-        <w:numPr>
-          <w:ilvl w:val="0"/>
-          <w:numId w:val="26"/>
-        </w:numPr>
-        <w:spacing w:after="0" w:line="420" w:lineRule="exact"/>
-        <w:ind w:leftChars="0" w:right="0"/>
-        <w:rPr>
-          <w:szCs w:val="28"/>
-        </w:rPr>
-      </w:pPr>
-      <w:r>
-        <w:rPr>
-          <w:rFonts w:hint="eastAsia"/>
-          <w:szCs w:val="28"/>
-        </w:rPr>
-        <w:t>雨、雪、煙、雲綿密的樣子。【例】霪雨霏霏、瑞雪霏霏</w:t>
-      </w:r>
-    </w:p>
-    <w:p>
-      <w:pPr>
-        <w:pStyle w:val="a9"/>
-        <w:numPr>
-          <w:ilvl w:val="0"/>
-          <w:numId w:val="26"/>
-        </w:numPr>
-        <w:spacing w:after="0" w:line="420" w:lineRule="exact"/>
-        <w:ind w:leftChars="0" w:right="0"/>
-        <w:rPr>
-          <w:szCs w:val="28"/>
-        </w:rPr>
-      </w:pPr>
-      <w:r>
-        <w:rPr>
-          <w:rFonts w:hint="eastAsia"/>
-          <w:szCs w:val="28"/>
-        </w:rPr>
-        <w:t>草木茂盛的樣子。【例】芳草霏霏</w:t>
-      </w:r>
-    </w:p>
-    <w:p>
-      <w:pPr>
-        <w:pStyle w:val="a9"/>
-        <w:numPr>
-          <w:ilvl w:val="0"/>
-          <w:numId w:val="26"/>
-        </w:numPr>
-        <w:spacing w:after="0" w:line="420" w:lineRule="exact"/>
-        <w:ind w:leftChars="0" w:right="0"/>
-        <w:rPr>
-          <w:szCs w:val="28"/>
-        </w:rPr>
-      </w:pPr>
-      <w:r>
-        <w:rPr>
-          <w:rFonts w:hint="eastAsia"/>
-          <w:szCs w:val="28"/>
-        </w:rPr>
-        <w:t>騰起飛揚的樣子。【例】雲霧霏霏</w:t>
+      <w:r>
+        <w:rPr>
+          <w:rFonts w:hint="eastAsia"/>
+          <w:szCs w:val="28"/>
+        </w:rPr>
+        <w:t>化學上指固體不經過液體階段直接變成氣體。在文學與心理學中，指事物或情感的境界提升到更高、更純粹的層次。</w:t>
       </w:r>
     </w:p>
     <w:p>
@@ -1557,25 +1482,25 @@
           <w:ilvl w:val="0"/>
           <w:numId w:val="23"/>
         </w:numPr>
-        <w:spacing w:after="0" w:line="420" w:lineRule="exact"/>
-        <w:ind w:leftChars="0" w:right="0"/>
-        <w:rPr>
-          <w:szCs w:val="28"/>
-        </w:rPr>
-      </w:pPr>
-      <w:r>
-        <w:rPr>
-          <w:rFonts w:hint="eastAsia"/>
-          <w:szCs w:val="28"/>
-        </w:rPr>
-        <w:t>虛無縹緲</w:t>
-      </w:r>
-      <w:r>
-        <w:rPr>
-          <w:rFonts w:hint="eastAsia"/>
-          <w:szCs w:val="28"/>
-        </w:rPr>
-        <w:t>(</w:t>
+        <w:spacing w:after="0" w:line="400" w:lineRule="exact"/>
+        <w:ind w:leftChars="0" w:left="284" w:right="0" w:hanging="284"/>
+        <w:rPr>
+          <w:szCs w:val="28"/>
+        </w:rPr>
+      </w:pPr>
+      <w:r>
+        <w:rPr>
+          <w:rFonts w:hint="eastAsia"/>
+          <w:szCs w:val="28"/>
+        </w:rPr>
+        <w:t>熹</w:t>
+      </w:r>
+      <w:r>
+        <w:rPr>
+          <w:rFonts w:hint="eastAsia"/>
+          <w:szCs w:val="28"/>
+        </w:rPr>
+        <w:t>（</w:t>
       </w:r>
       <w:r>
         <w:rPr>
@@ -1584,14 +1509,21 @@
           <w:sz w:val="16"/>
           <w:szCs w:val="16"/>
         </w:rPr>
-        <w:t>ㄆㄧㄠˇ ㄇㄧㄠˇ</w:t>
-      </w:r>
-      <w:r>
-        <w:rPr>
-          <w:rFonts w:hint="eastAsia"/>
-          <w:szCs w:val="28"/>
-        </w:rPr>
-        <w:t>)</w:t>
+        <w:t>ㄒㄧ</w:t>
+      </w:r>
+      <w:r>
+        <w:rPr>
+          <w:rFonts w:hint="eastAsia"/>
+          <w:szCs w:val="28"/>
+        </w:rPr>
+        <w:t>）</w:t>
+      </w:r>
+      <w:r>
+        <w:rPr>
+          <w:rFonts w:hint="eastAsia"/>
+          <w:szCs w:val="28"/>
+        </w:rPr>
+        <w:t>微</w:t>
       </w:r>
       <w:r>
         <w:rPr>
@@ -1605,24 +1537,7 @@
           <w:rFonts w:hint="eastAsia"/>
           <w:szCs w:val="28"/>
         </w:rPr>
-        <w:t>形容虛幻不可捉摸。</w:t>
-      </w:r>
-    </w:p>
-    <w:p>
-      <w:pPr>
-        <w:pStyle w:val="a9"/>
-        <w:spacing w:after="0" w:line="420" w:lineRule="exact"/>
-        <w:ind w:leftChars="0" w:right="0" w:firstLine="0"/>
-        <w:rPr>
-          <w:szCs w:val="28"/>
-        </w:rPr>
-      </w:pPr>
-      <w:r>
-        <w:rPr>
-          <w:rFonts w:hint="eastAsia"/>
-          <w:szCs w:val="28"/>
-        </w:rPr>
-        <w:t>【例】他置身濃霧之中，只覺得一切景物都變得虛無縹緲，無法辨識。</w:t>
+        <w:t>形容陽光微弱的樣子，多用來指清晨天剛亮時的光景（如「晨光熹微」）。描繪清晨太陽剛要升起、天色微亮的時刻，正是「朝雲」即將消散、美好事物逝去的背景時間。</w:t>
       </w:r>
     </w:p>
     <w:p>
@@ -1632,60 +1547,32 @@
           <w:ilvl w:val="0"/>
           <w:numId w:val="23"/>
         </w:numPr>
-        <w:spacing w:after="0" w:line="420" w:lineRule="exact"/>
-        <w:ind w:leftChars="0" w:right="0"/>
-        <w:rPr>
-          <w:szCs w:val="28"/>
-        </w:rPr>
-      </w:pPr>
-      <w:r>
-        <w:rPr>
-          <w:rFonts w:hint="eastAsia"/>
-          <w:szCs w:val="28"/>
-        </w:rPr>
-        <w:t>恍然：</w:t>
-      </w:r>
-    </w:p>
-    <w:p>
-      <w:pPr>
-        <w:pStyle w:val="a9"/>
-        <w:numPr>
-          <w:ilvl w:val="0"/>
-          <w:numId w:val="27"/>
-        </w:numPr>
-        <w:spacing w:after="0" w:line="420" w:lineRule="exact"/>
-        <w:ind w:leftChars="0" w:right="0"/>
-        <w:rPr>
-          <w:szCs w:val="28"/>
-        </w:rPr>
-      </w:pPr>
-      <w:r>
-        <w:rPr>
-          <w:rFonts w:hint="eastAsia"/>
-          <w:szCs w:val="28"/>
-        </w:rPr>
-        <w:t>忽然覺悟的樣子。【例】恍然大悟</w:t>
-      </w:r>
-    </w:p>
-    <w:p>
-      <w:pPr>
-        <w:pStyle w:val="a9"/>
-        <w:numPr>
-          <w:ilvl w:val="0"/>
-          <w:numId w:val="27"/>
-        </w:numPr>
-        <w:spacing w:after="0" w:line="420" w:lineRule="exact"/>
-        <w:ind w:leftChars="0" w:right="0"/>
-        <w:rPr>
-          <w:szCs w:val="28"/>
-        </w:rPr>
-      </w:pPr>
-      <w:r>
-        <w:rPr>
-          <w:rFonts w:hint="eastAsia"/>
-          <w:szCs w:val="28"/>
-        </w:rPr>
-        <w:t>茫然迷糊的樣子。【例】看他一副恍然的模樣，好像還沒睡醒。</w:t>
+        <w:spacing w:after="0" w:line="400" w:lineRule="exact"/>
+        <w:ind w:leftChars="0" w:left="284" w:right="0" w:hanging="284"/>
+        <w:rPr>
+          <w:szCs w:val="28"/>
+        </w:rPr>
+      </w:pPr>
+      <w:r>
+        <w:rPr>
+          <w:rFonts w:hint="eastAsia"/>
+          <w:szCs w:val="28"/>
+        </w:rPr>
+        <w:t>烏有</w:t>
+      </w:r>
+      <w:r>
+        <w:rPr>
+          <w:rFonts w:hint="eastAsia"/>
+          <w:szCs w:val="28"/>
+        </w:rPr>
+        <w:t>：</w:t>
+      </w:r>
+      <w:r>
+        <w:rPr>
+          <w:rFonts w:hint="eastAsia"/>
+          <w:szCs w:val="28"/>
+        </w:rPr>
+        <w:t>表示完全消失。</w:t>
       </w:r>
     </w:p>
     <w:p>
@@ -1695,25 +1582,25 @@
           <w:ilvl w:val="0"/>
           <w:numId w:val="23"/>
         </w:numPr>
-        <w:spacing w:after="0" w:line="420" w:lineRule="exact"/>
-        <w:ind w:leftChars="0" w:right="0"/>
-        <w:rPr>
-          <w:szCs w:val="28"/>
-        </w:rPr>
-      </w:pPr>
-      <w:r>
-        <w:rPr>
-          <w:rFonts w:hint="eastAsia"/>
-          <w:szCs w:val="28"/>
-        </w:rPr>
-        <w:t>惋</w:t>
-      </w:r>
-      <w:r>
-        <w:rPr>
-          <w:rFonts w:hint="eastAsia"/>
-          <w:szCs w:val="28"/>
-        </w:rPr>
-        <w:t>(</w:t>
+        <w:spacing w:after="0" w:line="400" w:lineRule="exact"/>
+        <w:ind w:leftChars="0" w:left="284" w:right="0" w:hanging="284"/>
+        <w:rPr>
+          <w:szCs w:val="28"/>
+        </w:rPr>
+      </w:pPr>
+      <w:r>
+        <w:rPr>
+          <w:rFonts w:hint="eastAsia"/>
+          <w:szCs w:val="28"/>
+        </w:rPr>
+        <w:t>一抹惆悵</w:t>
+      </w:r>
+      <w:r>
+        <w:rPr>
+          <w:rFonts w:hint="eastAsia"/>
+          <w:szCs w:val="28"/>
+        </w:rPr>
+        <w:t>（</w:t>
       </w:r>
       <w:r>
         <w:rPr>
@@ -1722,21 +1609,22 @@
           <w:sz w:val="16"/>
           <w:szCs w:val="16"/>
         </w:rPr>
-        <w:t>ㄨㄢˋ</w:t>
-      </w:r>
-      <w:r>
-        <w:rPr>
-          <w:rFonts w:hint="eastAsia"/>
-          <w:szCs w:val="28"/>
-        </w:rPr>
-        <w:t>)</w:t>
-      </w:r>
-      <w:r>
-        <w:rPr>
-          <w:rFonts w:hint="eastAsia"/>
-          <w:szCs w:val="28"/>
-        </w:rPr>
-        <w:t>惜</w:t>
+        <w:t>ㄔㄡˊ</w:t>
+      </w:r>
+      <w:r>
+        <w:rPr>
+          <w:color w:val="FF0000"/>
+          <w:sz w:val="16"/>
+          <w:szCs w:val="16"/>
+        </w:rPr>
+        <w:t xml:space="preserve"> ㄔㄤˋ</w:t>
+      </w:r>
+      <w:r>
+        <w:rPr>
+          <w:rFonts w:hint="eastAsia"/>
+          <w:szCs w:val="28"/>
+        </w:rPr>
+        <w:t>）</w:t>
       </w:r>
       <w:r>
         <w:rPr>
@@ -1750,24 +1638,7 @@
           <w:rFonts w:hint="eastAsia"/>
           <w:szCs w:val="28"/>
         </w:rPr>
-        <w:t>嘆惜、令人感覺可惜。</w:t>
-      </w:r>
-    </w:p>
-    <w:p>
-      <w:pPr>
-        <w:pStyle w:val="a9"/>
-        <w:spacing w:after="0" w:line="420" w:lineRule="exact"/>
-        <w:ind w:leftChars="0" w:right="0" w:firstLine="0"/>
-        <w:rPr>
-          <w:szCs w:val="28"/>
-        </w:rPr>
-      </w:pPr>
-      <w:r>
-        <w:rPr>
-          <w:rFonts w:hint="eastAsia"/>
-          <w:szCs w:val="28"/>
-        </w:rPr>
-        <w:t>【例】這麼聰明的人竟誤入歧途，不免令人惋惜。</w:t>
+        <w:t>「一抹」是量詞，用於形容微弱、淡淡的色彩或情感；「惆悵」是失意、傷感的樣子。指詩中引用「巫山朝雲」的典故後，為這首詩增添了一股淡淡的、揮之不去的哀傷與失落感。</w:t>
       </w:r>
     </w:p>
     <w:p>
@@ -1777,30 +1648,377 @@
           <w:ilvl w:val="0"/>
           <w:numId w:val="23"/>
         </w:numPr>
-        <w:spacing w:after="0" w:line="420" w:lineRule="exact"/>
-        <w:ind w:leftChars="0" w:right="0"/>
-        <w:rPr>
-          <w:szCs w:val="28"/>
-        </w:rPr>
-      </w:pPr>
-      <w:r>
-        <w:rPr>
-          <w:rFonts w:hint="eastAsia"/>
-          <w:szCs w:val="28"/>
-        </w:rPr>
-        <w:t>深婉</w:t>
-      </w:r>
-      <w:r>
-        <w:rPr>
-          <w:rFonts w:hint="eastAsia"/>
-          <w:szCs w:val="28"/>
-        </w:rPr>
-        <w:t>：含蓄委婉。</w:t>
+        <w:spacing w:after="0" w:line="400" w:lineRule="exact"/>
+        <w:ind w:leftChars="0" w:left="284" w:right="0" w:hanging="284"/>
+        <w:rPr>
+          <w:szCs w:val="28"/>
+        </w:rPr>
+      </w:pPr>
+      <w:r>
+        <w:rPr>
+          <w:rFonts w:hint="eastAsia"/>
+          <w:szCs w:val="28"/>
+        </w:rPr>
+        <w:t>繾綣</w:t>
+      </w:r>
+      <w:r>
+        <w:rPr>
+          <w:rFonts w:hint="eastAsia"/>
+          <w:szCs w:val="28"/>
+        </w:rPr>
+        <w:t>（</w:t>
+      </w:r>
+      <w:r>
+        <w:rPr>
+          <w:rFonts w:hint="eastAsia"/>
+          <w:color w:val="FF0000"/>
+          <w:sz w:val="16"/>
+          <w:szCs w:val="16"/>
+        </w:rPr>
+        <w:t>ㄑㄧㄢˇ</w:t>
+      </w:r>
+      <w:r>
+        <w:rPr>
+          <w:color w:val="FF0000"/>
+          <w:sz w:val="16"/>
+          <w:szCs w:val="16"/>
+        </w:rPr>
+        <w:t xml:space="preserve"> ㄑㄩㄢˇ</w:t>
+      </w:r>
+      <w:r>
+        <w:rPr>
+          <w:rFonts w:hint="eastAsia"/>
+          <w:szCs w:val="28"/>
+        </w:rPr>
+        <w:t>）</w:t>
+      </w:r>
+      <w:r>
+        <w:rPr>
+          <w:rFonts w:hint="eastAsia"/>
+          <w:szCs w:val="28"/>
+        </w:rPr>
+        <w:t>：</w:t>
+      </w:r>
+      <w:r>
+        <w:rPr>
+          <w:rFonts w:hint="eastAsia"/>
+          <w:szCs w:val="28"/>
+        </w:rPr>
+        <w:t>情意深厚，難分難捨的樣子。用來代指人世間最深厚、最溫柔纏綿的愛情與情感牽絆。</w:t>
+      </w:r>
+    </w:p>
+    <w:p>
+      <w:pPr>
+        <w:pStyle w:val="a9"/>
+        <w:numPr>
+          <w:ilvl w:val="0"/>
+          <w:numId w:val="23"/>
+        </w:numPr>
+        <w:spacing w:after="0" w:line="400" w:lineRule="exact"/>
+        <w:ind w:leftChars="0" w:left="284" w:right="0" w:hanging="426"/>
+        <w:rPr>
+          <w:szCs w:val="28"/>
+        </w:rPr>
+      </w:pPr>
+      <w:r>
+        <w:rPr>
+          <w:rFonts w:hint="eastAsia"/>
+          <w:szCs w:val="28"/>
+        </w:rPr>
+        <w:t>絢爛</w:t>
+      </w:r>
+      <w:r>
+        <w:rPr>
+          <w:rFonts w:hint="eastAsia"/>
+          <w:szCs w:val="28"/>
+        </w:rPr>
+        <w:t>（</w:t>
+      </w:r>
+      <w:r>
+        <w:rPr>
+          <w:rFonts w:hint="eastAsia"/>
+          <w:color w:val="FF0000"/>
+          <w:sz w:val="16"/>
+          <w:szCs w:val="16"/>
+        </w:rPr>
+        <w:t>ㄒㄩㄢˋ</w:t>
+      </w:r>
+      <w:r>
+        <w:rPr>
+          <w:color w:val="FF0000"/>
+          <w:sz w:val="16"/>
+          <w:szCs w:val="16"/>
+        </w:rPr>
+        <w:t xml:space="preserve"> ㄌㄢˋ</w:t>
+      </w:r>
+      <w:r>
+        <w:rPr>
+          <w:szCs w:val="28"/>
+        </w:rPr>
+        <w:t>）</w:t>
+      </w:r>
+      <w:r>
+        <w:rPr>
+          <w:rFonts w:hint="eastAsia"/>
+          <w:szCs w:val="28"/>
+        </w:rPr>
+        <w:t>：</w:t>
+      </w:r>
+      <w:r>
+        <w:rPr>
+          <w:rFonts w:hint="eastAsia"/>
+          <w:szCs w:val="28"/>
+        </w:rPr>
+        <w:t>光彩耀眼、燦爛美麗。</w:t>
+      </w:r>
+    </w:p>
+    <w:p>
+      <w:pPr>
+        <w:pStyle w:val="a9"/>
+        <w:numPr>
+          <w:ilvl w:val="0"/>
+          <w:numId w:val="23"/>
+        </w:numPr>
+        <w:spacing w:after="0" w:line="400" w:lineRule="exact"/>
+        <w:ind w:leftChars="0" w:left="284" w:right="0" w:hanging="426"/>
+        <w:rPr>
+          <w:szCs w:val="28"/>
+        </w:rPr>
+      </w:pPr>
+      <w:r>
+        <w:rPr>
+          <w:rFonts w:hint="eastAsia"/>
+          <w:szCs w:val="28"/>
+        </w:rPr>
+        <w:t>錯落有致</w:t>
+      </w:r>
+      <w:r>
+        <w:rPr>
+          <w:rFonts w:hint="eastAsia"/>
+          <w:szCs w:val="28"/>
+        </w:rPr>
+        <w:t>：</w:t>
+      </w:r>
+      <w:r>
+        <w:rPr>
+          <w:rFonts w:hint="eastAsia"/>
+          <w:szCs w:val="28"/>
+        </w:rPr>
+        <w:t>事物大小、長短、高低參差不齊，但排列起來卻很有條理、美感。指這首詩在句式上打破了常規，由三言（花非花）、五言（夜半來）、七言（來如春夢幾多時）交織而成，節奏起伏有致，極具音韻美。</w:t>
+      </w:r>
+    </w:p>
+    <w:p>
+      <w:pPr>
+        <w:pStyle w:val="a9"/>
+        <w:numPr>
+          <w:ilvl w:val="0"/>
+          <w:numId w:val="23"/>
+        </w:numPr>
+        <w:spacing w:after="0" w:line="400" w:lineRule="exact"/>
+        <w:ind w:leftChars="0" w:left="284" w:right="0" w:hanging="426"/>
+        <w:rPr>
+          <w:szCs w:val="28"/>
+        </w:rPr>
+      </w:pPr>
+      <w:r>
+        <w:rPr>
+          <w:rFonts w:hint="eastAsia"/>
+          <w:szCs w:val="28"/>
+        </w:rPr>
+        <w:t>嫗</w:t>
+      </w:r>
+      <w:r>
+        <w:rPr>
+          <w:rFonts w:hint="eastAsia"/>
+          <w:szCs w:val="28"/>
+        </w:rPr>
+        <w:t>（</w:t>
+      </w:r>
+      <w:r>
+        <w:rPr>
+          <w:rFonts w:hint="eastAsia"/>
+          <w:color w:val="FF0000"/>
+          <w:sz w:val="16"/>
+          <w:szCs w:val="16"/>
+        </w:rPr>
+        <w:t>ㄩˋ</w:t>
+      </w:r>
+      <w:r>
+        <w:rPr>
+          <w:rFonts w:hint="eastAsia"/>
+          <w:szCs w:val="28"/>
+        </w:rPr>
+        <w:t>）：</w:t>
+      </w:r>
+      <w:r>
+        <w:rPr>
+          <w:rFonts w:hint="eastAsia"/>
+          <w:szCs w:val="28"/>
+        </w:rPr>
+        <w:t>婦女的通稱。【例】老嫗、少嫗</w:t>
+      </w:r>
+      <w:r>
+        <w:rPr>
+          <w:rFonts w:hint="eastAsia"/>
+          <w:szCs w:val="28"/>
+        </w:rPr>
+        <w:t>。</w:t>
+      </w:r>
+    </w:p>
+    <w:p>
+      <w:pPr>
+        <w:pStyle w:val="a9"/>
+        <w:numPr>
+          <w:ilvl w:val="0"/>
+          <w:numId w:val="23"/>
+        </w:numPr>
+        <w:spacing w:after="0" w:line="400" w:lineRule="exact"/>
+        <w:ind w:leftChars="0" w:left="284" w:right="0" w:hanging="426"/>
+        <w:rPr>
+          <w:szCs w:val="28"/>
+        </w:rPr>
+      </w:pPr>
+      <w:r>
+        <w:rPr>
+          <w:rFonts w:hint="eastAsia"/>
+          <w:szCs w:val="28"/>
+        </w:rPr>
+        <w:t>空靈</w:t>
+      </w:r>
+      <w:r>
+        <w:rPr>
+          <w:rFonts w:hint="eastAsia"/>
+          <w:szCs w:val="28"/>
+        </w:rPr>
+        <w:t>：</w:t>
+      </w:r>
+      <w:r>
+        <w:rPr>
+          <w:rFonts w:hint="eastAsia"/>
+          <w:szCs w:val="28"/>
+        </w:rPr>
+        <w:t>靈活而不可捉摸，不落俗套，具有一種超脫、不著痕跡的美感。指</w:t>
+      </w:r>
+      <w:r>
+        <w:rPr>
+          <w:rFonts w:hint="eastAsia"/>
+          <w:szCs w:val="28"/>
+          <w:u w:val="single"/>
+        </w:rPr>
+        <w:t>白居易</w:t>
+      </w:r>
+      <w:r>
+        <w:rPr>
+          <w:rFonts w:hint="eastAsia"/>
+          <w:szCs w:val="28"/>
+        </w:rPr>
+        <w:t>在這首詩中展現的藝術風格，不堆砌</w:t>
+      </w:r>
+      <w:r>
+        <w:rPr>
+          <w:rFonts w:hint="eastAsia"/>
+          <w:szCs w:val="28"/>
+        </w:rPr>
+        <w:t>（</w:t>
+      </w:r>
+      <w:r>
+        <w:rPr>
+          <w:rFonts w:hint="eastAsia"/>
+          <w:color w:val="FF0000"/>
+          <w:sz w:val="16"/>
+          <w:szCs w:val="16"/>
+        </w:rPr>
+        <w:t>ㄑ一ˋ</w:t>
+      </w:r>
+      <w:r>
+        <w:rPr>
+          <w:rFonts w:hint="eastAsia"/>
+          <w:szCs w:val="28"/>
+        </w:rPr>
+        <w:t>）</w:t>
+      </w:r>
+      <w:r>
+        <w:rPr>
+          <w:rFonts w:hint="eastAsia"/>
+          <w:szCs w:val="28"/>
+        </w:rPr>
+        <w:t>華麗的詞藻，也不講大道理，而是用極其輕盈、純淨的筆觸寫出空緲的意境。</w:t>
+      </w:r>
+    </w:p>
+    <w:p>
+      <w:pPr>
+        <w:pStyle w:val="a9"/>
+        <w:numPr>
+          <w:ilvl w:val="0"/>
+          <w:numId w:val="23"/>
+        </w:numPr>
+        <w:spacing w:after="0" w:line="400" w:lineRule="exact"/>
+        <w:ind w:leftChars="0" w:left="284" w:right="0" w:hanging="426"/>
+        <w:rPr>
+          <w:szCs w:val="28"/>
+        </w:rPr>
+      </w:pPr>
+      <w:r>
+        <w:rPr>
+          <w:rFonts w:hint="eastAsia"/>
+          <w:szCs w:val="28"/>
+        </w:rPr>
+        <w:t>惆悵</w:t>
+      </w:r>
+      <w:r>
+        <w:rPr>
+          <w:rFonts w:hint="eastAsia"/>
+          <w:szCs w:val="28"/>
+        </w:rPr>
+        <w:t>：</w:t>
+      </w:r>
+      <w:r>
+        <w:rPr>
+          <w:rFonts w:hint="eastAsia"/>
+          <w:szCs w:val="28"/>
+        </w:rPr>
+        <w:t>悲傷、失意、因遺憾而心神沮喪。指面對美好事物（如春夢、朝雲）不可挽留地消逝時，心中所產生的無可奈何與感傷。</w:t>
+      </w:r>
+    </w:p>
+    <w:p>
+      <w:pPr>
+        <w:pStyle w:val="a9"/>
+        <w:numPr>
+          <w:ilvl w:val="0"/>
+          <w:numId w:val="23"/>
+        </w:numPr>
+        <w:spacing w:after="0" w:line="400" w:lineRule="exact"/>
+        <w:ind w:leftChars="0" w:left="284" w:right="0" w:hanging="426"/>
+        <w:rPr>
+          <w:szCs w:val="28"/>
+        </w:rPr>
+      </w:pPr>
+      <w:r>
+        <w:rPr>
+          <w:rFonts w:hint="eastAsia"/>
+          <w:szCs w:val="28"/>
+        </w:rPr>
+        <w:t>豐碑</w:t>
+      </w:r>
+      <w:r>
+        <w:rPr>
+          <w:rFonts w:hint="eastAsia"/>
+          <w:szCs w:val="28"/>
+        </w:rPr>
+        <w:t>：</w:t>
+      </w:r>
+      <w:r>
+        <w:rPr>
+          <w:rFonts w:hint="eastAsia"/>
+          <w:szCs w:val="28"/>
+        </w:rPr>
+        <w:t>高大的石碑。常用來比喻偉大的功績、不朽的傑作或歷史上的重要里程碑。形容這首詩在「朦朧美學」發展史上的至高地位。</w:t>
       </w:r>
     </w:p>
     <w:sectPr>
+      <w:footerReference w:type="default" r:id="rId8"/>
       <w:pgSz w:w="11906" w:h="16838"/>
-      <w:pgMar w:top="567" w:right="851" w:bottom="567" w:left="851" w:header="567" w:footer="283" w:gutter="0"/>
+      <w:pgMar w:top="567" w:right="851" w:bottom="567" w:left="851" w:header="567" w:footer="0" w:gutter="0"/>
       <w:cols w:space="720"/>
       <w:docGrid w:linePitch="381"/>
     </w:sectPr>
@@ -1809,7 +2027,7 @@
 </file>
 
 <file path=word/endnotes.xml><?xml version="1.0" encoding="utf-8"?>
-<w:endnotes xmlns:wpc="http://schemas.microsoft.com/office/word/2010/wordprocessingCanvas" xmlns:cx="http://schemas.microsoft.com/office/drawing/2014/chartex" xmlns:cx1="http://schemas.microsoft.com/office/drawing/2015/9/8/chartex" xmlns:cx2="http://schemas.microsoft.com/office/drawing/2015/10/21/chartex" xmlns:cx3="http://schemas.microsoft.com/office/drawing/2016/5/9/chartex" xmlns:cx4="http://schemas.microsoft.com/office/drawing/2016/5/10/chartex" xmlns:cx5="http://schemas.microsoft.com/office/drawing/2016/5/11/chartex" xmlns:cx6="http://schemas.microsoft.com/office/drawing/2016/5/12/chartex" xmlns:cx7="http://schemas.microsoft.com/office/drawing/2016/5/13/chartex" xmlns:cx8="http://schemas.microsoft.com/office/drawing/2016/5/14/chartex" xmlns:mc="http://schemas.openxmlformats.org/markup-compatibility/2006" xmlns:aink="http://schemas.microsoft.com/office/drawing/2016/ink" xmlns:am3d="http://schemas.microsoft.com/office/drawing/2017/model3d" xmlns:o="urn:schemas-microsoft-com:office:office" xmlns:oel="http://schemas.microsoft.com/office/2019/extlst" xmlns:r="http://schemas.openxmlformats.org/officeDocument/2006/relationships" xmlns:m="http://schemas.openxmlformats.org/officeDocument/2006/math" xmlns:v="urn:schemas-microsoft-com:vml" xmlns:wp14="http://schemas.microsoft.com/office/word/2010/wordprocessingDrawing" xmlns:wp="http://schemas.openxmlformats.org/drawingml/2006/wordprocessingDrawing" xmlns:w10="urn:schemas-microsoft-com:office:word" xmlns:w="http://schemas.openxmlformats.org/wordprocessingml/2006/main" xmlns:w14="http://schemas.microsoft.com/office/word/2010/wordml" xmlns:w15="http://schemas.microsoft.com/office/word/2012/wordml" xmlns:w16cex="http://schemas.microsoft.com/office/word/2018/wordml/cex" xmlns:w16cid="http://schemas.microsoft.com/office/word/2016/wordml/cid" xmlns:w16="http://schemas.microsoft.com/office/word/2018/wordml" xmlns:w16du="http://schemas.microsoft.com/office/word/2023/wordml/word16du" xmlns:w16sdtdh="http://schemas.microsoft.com/office/word/2020/wordml/sdtdatahash" xmlns:w16se="http://schemas.microsoft.com/office/word/2015/wordml/symex" xmlns:wpg="http://schemas.microsoft.com/office/word/2010/wordprocessingGroup" xmlns:wpi="http://schemas.microsoft.com/office/word/2010/wordprocessingInk" xmlns:wne="http://schemas.microsoft.com/office/word/2006/wordml" xmlns:wps="http://schemas.microsoft.com/office/word/2010/wordprocessingShape" mc:Ignorable="w14 w15 w16se w16cid w16 w16cex w16sdtdh wp14">
+<w:endnotes xmlns:wpc="http://schemas.microsoft.com/office/word/2010/wordprocessingCanvas" xmlns:cx="http://schemas.microsoft.com/office/drawing/2014/chartex" xmlns:cx1="http://schemas.microsoft.com/office/drawing/2015/9/8/chartex" xmlns:cx2="http://schemas.microsoft.com/office/drawing/2015/10/21/chartex" xmlns:cx3="http://schemas.microsoft.com/office/drawing/2016/5/9/chartex" xmlns:cx4="http://schemas.microsoft.com/office/drawing/2016/5/10/chartex" xmlns:cx5="http://schemas.microsoft.com/office/drawing/2016/5/11/chartex" xmlns:cx6="http://schemas.microsoft.com/office/drawing/2016/5/12/chartex" xmlns:cx7="http://schemas.microsoft.com/office/drawing/2016/5/13/chartex" xmlns:cx8="http://schemas.microsoft.com/office/drawing/2016/5/14/chartex" xmlns:mc="http://schemas.openxmlformats.org/markup-compatibility/2006" xmlns:aink="http://schemas.microsoft.com/office/drawing/2016/ink" xmlns:am3d="http://schemas.microsoft.com/office/drawing/2017/model3d" xmlns:o="urn:schemas-microsoft-com:office:office" xmlns:r="http://schemas.openxmlformats.org/officeDocument/2006/relationships" xmlns:m="http://schemas.openxmlformats.org/officeDocument/2006/math" xmlns:v="urn:schemas-microsoft-com:vml" xmlns:wp14="http://schemas.microsoft.com/office/word/2010/wordprocessingDrawing" xmlns:wp="http://schemas.openxmlformats.org/drawingml/2006/wordprocessingDrawing" xmlns:w10="urn:schemas-microsoft-com:office:word" xmlns:w="http://schemas.openxmlformats.org/wordprocessingml/2006/main" xmlns:w14="http://schemas.microsoft.com/office/word/2010/wordml" xmlns:w15="http://schemas.microsoft.com/office/word/2012/wordml" xmlns:w16cex="http://schemas.microsoft.com/office/word/2018/wordml/cex" xmlns:w16cid="http://schemas.microsoft.com/office/word/2016/wordml/cid" xmlns:w16="http://schemas.microsoft.com/office/word/2018/wordml" xmlns:w16sdtdh="http://schemas.microsoft.com/office/word/2020/wordml/sdtdatahash" xmlns:w16se="http://schemas.microsoft.com/office/word/2015/wordml/symex" xmlns:wpg="http://schemas.microsoft.com/office/word/2010/wordprocessingGroup" xmlns:wpi="http://schemas.microsoft.com/office/word/2010/wordprocessingInk" xmlns:wne="http://schemas.microsoft.com/office/word/2006/wordml" xmlns:wps="http://schemas.microsoft.com/office/word/2010/wordprocessingShape" mc:Ignorable="w14 w15 w16se w16cid w16 w16cex w16sdtdh wp14">
   <w:endnote w:type="separator" w:id="-1">
     <w:p>
       <w:pPr>
@@ -1834,7 +2052,7 @@
 </file>
 
 <file path=word/footer1.xml><?xml version="1.0" encoding="utf-8"?>
-<w:ftr xmlns:wpc="http://schemas.microsoft.com/office/word/2010/wordprocessingCanvas" xmlns:cx="http://schemas.microsoft.com/office/drawing/2014/chartex" xmlns:cx1="http://schemas.microsoft.com/office/drawing/2015/9/8/chartex" xmlns:cx2="http://schemas.microsoft.com/office/drawing/2015/10/21/chartex" xmlns:cx3="http://schemas.microsoft.com/office/drawing/2016/5/9/chartex" xmlns:cx4="http://schemas.microsoft.com/office/drawing/2016/5/10/chartex" xmlns:cx5="http://schemas.microsoft.com/office/drawing/2016/5/11/chartex" xmlns:cx6="http://schemas.microsoft.com/office/drawing/2016/5/12/chartex" xmlns:cx7="http://schemas.microsoft.com/office/drawing/2016/5/13/chartex" xmlns:cx8="http://schemas.microsoft.com/office/drawing/2016/5/14/chartex" xmlns:mc="http://schemas.openxmlformats.org/markup-compatibility/2006" xmlns:aink="http://schemas.microsoft.com/office/drawing/2016/ink" xmlns:am3d="http://schemas.microsoft.com/office/drawing/2017/model3d" xmlns:o="urn:schemas-microsoft-com:office:office" xmlns:oel="http://schemas.microsoft.com/office/2019/extlst" xmlns:r="http://schemas.openxmlformats.org/officeDocument/2006/relationships" xmlns:m="http://schemas.openxmlformats.org/officeDocument/2006/math" xmlns:v="urn:schemas-microsoft-com:vml" xmlns:wp14="http://schemas.microsoft.com/office/word/2010/wordprocessingDrawing" xmlns:wp="http://schemas.openxmlformats.org/drawingml/2006/wordprocessingDrawing" xmlns:w10="urn:schemas-microsoft-com:office:word" xmlns:w="http://schemas.openxmlformats.org/wordprocessingml/2006/main" xmlns:w14="http://schemas.microsoft.com/office/word/2010/wordml" xmlns:w15="http://schemas.microsoft.com/office/word/2012/wordml" xmlns:w16cex="http://schemas.microsoft.com/office/word/2018/wordml/cex" xmlns:w16cid="http://schemas.microsoft.com/office/word/2016/wordml/cid" xmlns:w16="http://schemas.microsoft.com/office/word/2018/wordml" xmlns:w16du="http://schemas.microsoft.com/office/word/2023/wordml/word16du" xmlns:w16sdtdh="http://schemas.microsoft.com/office/word/2020/wordml/sdtdatahash" xmlns:w16se="http://schemas.microsoft.com/office/word/2015/wordml/symex" xmlns:wpg="http://schemas.microsoft.com/office/word/2010/wordprocessingGroup" xmlns:wpi="http://schemas.microsoft.com/office/word/2010/wordprocessingInk" xmlns:wne="http://schemas.microsoft.com/office/word/2006/wordml" xmlns:wps="http://schemas.microsoft.com/office/word/2010/wordprocessingShape" mc:Ignorable="w14 w15 w16se w16cid w16 w16cex w16sdtdh wp14">
+<w:ftr xmlns:wpc="http://schemas.microsoft.com/office/word/2010/wordprocessingCanvas" xmlns:cx="http://schemas.microsoft.com/office/drawing/2014/chartex" xmlns:cx1="http://schemas.microsoft.com/office/drawing/2015/9/8/chartex" xmlns:cx2="http://schemas.microsoft.com/office/drawing/2015/10/21/chartex" xmlns:cx3="http://schemas.microsoft.com/office/drawing/2016/5/9/chartex" xmlns:cx4="http://schemas.microsoft.com/office/drawing/2016/5/10/chartex" xmlns:cx5="http://schemas.microsoft.com/office/drawing/2016/5/11/chartex" xmlns:cx6="http://schemas.microsoft.com/office/drawing/2016/5/12/chartex" xmlns:cx7="http://schemas.microsoft.com/office/drawing/2016/5/13/chartex" xmlns:cx8="http://schemas.microsoft.com/office/drawing/2016/5/14/chartex" xmlns:mc="http://schemas.openxmlformats.org/markup-compatibility/2006" xmlns:aink="http://schemas.microsoft.com/office/drawing/2016/ink" xmlns:am3d="http://schemas.microsoft.com/office/drawing/2017/model3d" xmlns:o="urn:schemas-microsoft-com:office:office" xmlns:r="http://schemas.openxmlformats.org/officeDocument/2006/relationships" xmlns:m="http://schemas.openxmlformats.org/officeDocument/2006/math" xmlns:v="urn:schemas-microsoft-com:vml" xmlns:wp14="http://schemas.microsoft.com/office/word/2010/wordprocessingDrawing" xmlns:wp="http://schemas.openxmlformats.org/drawingml/2006/wordprocessingDrawing" xmlns:w10="urn:schemas-microsoft-com:office:word" xmlns:w="http://schemas.openxmlformats.org/wordprocessingml/2006/main" xmlns:w14="http://schemas.microsoft.com/office/word/2010/wordml" xmlns:w15="http://schemas.microsoft.com/office/word/2012/wordml" xmlns:w16cex="http://schemas.microsoft.com/office/word/2018/wordml/cex" xmlns:w16cid="http://schemas.microsoft.com/office/word/2016/wordml/cid" xmlns:w16="http://schemas.microsoft.com/office/word/2018/wordml" xmlns:w16sdtdh="http://schemas.microsoft.com/office/word/2020/wordml/sdtdatahash" xmlns:w16se="http://schemas.microsoft.com/office/word/2015/wordml/symex" xmlns:wpg="http://schemas.microsoft.com/office/word/2010/wordprocessingGroup" xmlns:wpi="http://schemas.microsoft.com/office/word/2010/wordprocessingInk" xmlns:wne="http://schemas.microsoft.com/office/word/2006/wordml" xmlns:wps="http://schemas.microsoft.com/office/word/2010/wordprocessingShape" mc:Ignorable="w14 w15 w16se w16cid w16 w16cex w16sdtdh wp14">
   <w:sdt>
     <w:sdtPr>
       <w:id w:val="-287738583"/>
@@ -1843,10 +2061,12 @@
         <w:docPartUnique/>
       </w:docPartObj>
     </w:sdtPr>
+    <w:sdtEndPr/>
     <w:sdtContent>
       <w:p>
         <w:pPr>
           <w:pStyle w:val="a5"/>
+          <w:ind w:right="-2"/>
           <w:jc w:val="right"/>
         </w:pPr>
         <w:r>
@@ -1885,7 +2105,7 @@
 </file>
 
 <file path=word/footnotes.xml><?xml version="1.0" encoding="utf-8"?>
-<w:footnotes xmlns:wpc="http://schemas.microsoft.com/office/word/2010/wordprocessingCanvas" xmlns:cx="http://schemas.microsoft.com/office/drawing/2014/chartex" xmlns:cx1="http://schemas.microsoft.com/office/drawing/2015/9/8/chartex" xmlns:cx2="http://schemas.microsoft.com/office/drawing/2015/10/21/chartex" xmlns:cx3="http://schemas.microsoft.com/office/drawing/2016/5/9/chartex" xmlns:cx4="http://schemas.microsoft.com/office/drawing/2016/5/10/chartex" xmlns:cx5="http://schemas.microsoft.com/office/drawing/2016/5/11/chartex" xmlns:cx6="http://schemas.microsoft.com/office/drawing/2016/5/12/chartex" xmlns:cx7="http://schemas.microsoft.com/office/drawing/2016/5/13/chartex" xmlns:cx8="http://schemas.microsoft.com/office/drawing/2016/5/14/chartex" xmlns:mc="http://schemas.openxmlformats.org/markup-compatibility/2006" xmlns:aink="http://schemas.microsoft.com/office/drawing/2016/ink" xmlns:am3d="http://schemas.microsoft.com/office/drawing/2017/model3d" xmlns:o="urn:schemas-microsoft-com:office:office" xmlns:oel="http://schemas.microsoft.com/office/2019/extlst" xmlns:r="http://schemas.openxmlformats.org/officeDocument/2006/relationships" xmlns:m="http://schemas.openxmlformats.org/officeDocument/2006/math" xmlns:v="urn:schemas-microsoft-com:vml" xmlns:wp14="http://schemas.microsoft.com/office/word/2010/wordprocessingDrawing" xmlns:wp="http://schemas.openxmlformats.org/drawingml/2006/wordprocessingDrawing" xmlns:w10="urn:schemas-microsoft-com:office:word" xmlns:w="http://schemas.openxmlformats.org/wordprocessingml/2006/main" xmlns:w14="http://schemas.microsoft.com/office/word/2010/wordml" xmlns:w15="http://schemas.microsoft.com/office/word/2012/wordml" xmlns:w16cex="http://schemas.microsoft.com/office/word/2018/wordml/cex" xmlns:w16cid="http://schemas.microsoft.com/office/word/2016/wordml/cid" xmlns:w16="http://schemas.microsoft.com/office/word/2018/wordml" xmlns:w16du="http://schemas.microsoft.com/office/word/2023/wordml/word16du" xmlns:w16sdtdh="http://schemas.microsoft.com/office/word/2020/wordml/sdtdatahash" xmlns:w16se="http://schemas.microsoft.com/office/word/2015/wordml/symex" xmlns:wpg="http://schemas.microsoft.com/office/word/2010/wordprocessingGroup" xmlns:wpi="http://schemas.microsoft.com/office/word/2010/wordprocessingInk" xmlns:wne="http://schemas.microsoft.com/office/word/2006/wordml" xmlns:wps="http://schemas.microsoft.com/office/word/2010/wordprocessingShape" mc:Ignorable="w14 w15 w16se w16cid w16 w16cex w16sdtdh wp14">
+<w:footnotes xmlns:wpc="http://schemas.microsoft.com/office/word/2010/wordprocessingCanvas" xmlns:cx="http://schemas.microsoft.com/office/drawing/2014/chartex" xmlns:cx1="http://schemas.microsoft.com/office/drawing/2015/9/8/chartex" xmlns:cx2="http://schemas.microsoft.com/office/drawing/2015/10/21/chartex" xmlns:cx3="http://schemas.microsoft.com/office/drawing/2016/5/9/chartex" xmlns:cx4="http://schemas.microsoft.com/office/drawing/2016/5/10/chartex" xmlns:cx5="http://schemas.microsoft.com/office/drawing/2016/5/11/chartex" xmlns:cx6="http://schemas.microsoft.com/office/drawing/2016/5/12/chartex" xmlns:cx7="http://schemas.microsoft.com/office/drawing/2016/5/13/chartex" xmlns:cx8="http://schemas.microsoft.com/office/drawing/2016/5/14/chartex" xmlns:mc="http://schemas.openxmlformats.org/markup-compatibility/2006" xmlns:aink="http://schemas.microsoft.com/office/drawing/2016/ink" xmlns:am3d="http://schemas.microsoft.com/office/drawing/2017/model3d" xmlns:o="urn:schemas-microsoft-com:office:office" xmlns:r="http://schemas.openxmlformats.org/officeDocument/2006/relationships" xmlns:m="http://schemas.openxmlformats.org/officeDocument/2006/math" xmlns:v="urn:schemas-microsoft-com:vml" xmlns:wp14="http://schemas.microsoft.com/office/word/2010/wordprocessingDrawing" xmlns:wp="http://schemas.openxmlformats.org/drawingml/2006/wordprocessingDrawing" xmlns:w10="urn:schemas-microsoft-com:office:word" xmlns:w="http://schemas.openxmlformats.org/wordprocessingml/2006/main" xmlns:w14="http://schemas.microsoft.com/office/word/2010/wordml" xmlns:w15="http://schemas.microsoft.com/office/word/2012/wordml" xmlns:w16cex="http://schemas.microsoft.com/office/word/2018/wordml/cex" xmlns:w16cid="http://schemas.microsoft.com/office/word/2016/wordml/cid" xmlns:w16="http://schemas.microsoft.com/office/word/2018/wordml" xmlns:w16sdtdh="http://schemas.microsoft.com/office/word/2020/wordml/sdtdatahash" xmlns:w16se="http://schemas.microsoft.com/office/word/2015/wordml/symex" xmlns:wpg="http://schemas.microsoft.com/office/word/2010/wordprocessingGroup" xmlns:wpi="http://schemas.microsoft.com/office/word/2010/wordprocessingInk" xmlns:wne="http://schemas.microsoft.com/office/word/2006/wordml" xmlns:wps="http://schemas.microsoft.com/office/word/2010/wordprocessingShape" mc:Ignorable="w14 w15 w16se w16cid w16 w16cex w16sdtdh wp14">
   <w:footnote w:type="separator" w:id="-1">
     <w:p>
       <w:pPr>
@@ -1910,7 +2130,7 @@
 </file>
 
 <file path=word/numbering.xml><?xml version="1.0" encoding="utf-8"?>
-<w:numbering xmlns:wpc="http://schemas.microsoft.com/office/word/2010/wordprocessingCanvas" xmlns:cx="http://schemas.microsoft.com/office/drawing/2014/chartex" xmlns:cx1="http://schemas.microsoft.com/office/drawing/2015/9/8/chartex" xmlns:cx2="http://schemas.microsoft.com/office/drawing/2015/10/21/chartex" xmlns:cx3="http://schemas.microsoft.com/office/drawing/2016/5/9/chartex" xmlns:cx4="http://schemas.microsoft.com/office/drawing/2016/5/10/chartex" xmlns:cx5="http://schemas.microsoft.com/office/drawing/2016/5/11/chartex" xmlns:cx6="http://schemas.microsoft.com/office/drawing/2016/5/12/chartex" xmlns:cx7="http://schemas.microsoft.com/office/drawing/2016/5/13/chartex" xmlns:cx8="http://schemas.microsoft.com/office/drawing/2016/5/14/chartex" xmlns:mc="http://schemas.openxmlformats.org/markup-compatibility/2006" xmlns:aink="http://schemas.microsoft.com/office/drawing/2016/ink" xmlns:am3d="http://schemas.microsoft.com/office/drawing/2017/model3d" xmlns:o="urn:schemas-microsoft-com:office:office" xmlns:oel="http://schemas.microsoft.com/office/2019/extlst" xmlns:r="http://schemas.openxmlformats.org/officeDocument/2006/relationships" xmlns:m="http://schemas.openxmlformats.org/officeDocument/2006/math" xmlns:v="urn:schemas-microsoft-com:vml" xmlns:wp14="http://schemas.microsoft.com/office/word/2010/wordprocessingDrawing" xmlns:wp="http://schemas.openxmlformats.org/drawingml/2006/wordprocessingDrawing" xmlns:w10="urn:schemas-microsoft-com:office:word" xmlns:w="http://schemas.openxmlformats.org/wordprocessingml/2006/main" xmlns:w14="http://schemas.microsoft.com/office/word/2010/wordml" xmlns:w15="http://schemas.microsoft.com/office/word/2012/wordml" xmlns:w16cex="http://schemas.microsoft.com/office/word/2018/wordml/cex" xmlns:w16cid="http://schemas.microsoft.com/office/word/2016/wordml/cid" xmlns:w16="http://schemas.microsoft.com/office/word/2018/wordml" xmlns:w16du="http://schemas.microsoft.com/office/word/2023/wordml/word16du" xmlns:w16sdtdh="http://schemas.microsoft.com/office/word/2020/wordml/sdtdatahash" xmlns:w16se="http://schemas.microsoft.com/office/word/2015/wordml/symex" xmlns:wpg="http://schemas.microsoft.com/office/word/2010/wordprocessingGroup" xmlns:wpi="http://schemas.microsoft.com/office/word/2010/wordprocessingInk" xmlns:wne="http://schemas.microsoft.com/office/word/2006/wordml" xmlns:wps="http://schemas.microsoft.com/office/word/2010/wordprocessingShape" mc:Ignorable="w14 w15 w16se w16cid w16 w16cex w16sdtdh wp14">
+<w:numbering xmlns:wpc="http://schemas.microsoft.com/office/word/2010/wordprocessingCanvas" xmlns:cx="http://schemas.microsoft.com/office/drawing/2014/chartex" xmlns:cx1="http://schemas.microsoft.com/office/drawing/2015/9/8/chartex" xmlns:cx2="http://schemas.microsoft.com/office/drawing/2015/10/21/chartex" xmlns:cx3="http://schemas.microsoft.com/office/drawing/2016/5/9/chartex" xmlns:cx4="http://schemas.microsoft.com/office/drawing/2016/5/10/chartex" xmlns:cx5="http://schemas.microsoft.com/office/drawing/2016/5/11/chartex" xmlns:cx6="http://schemas.microsoft.com/office/drawing/2016/5/12/chartex" xmlns:cx7="http://schemas.microsoft.com/office/drawing/2016/5/13/chartex" xmlns:cx8="http://schemas.microsoft.com/office/drawing/2016/5/14/chartex" xmlns:mc="http://schemas.openxmlformats.org/markup-compatibility/2006" xmlns:aink="http://schemas.microsoft.com/office/drawing/2016/ink" xmlns:am3d="http://schemas.microsoft.com/office/drawing/2017/model3d" xmlns:o="urn:schemas-microsoft-com:office:office" xmlns:r="http://schemas.openxmlformats.org/officeDocument/2006/relationships" xmlns:m="http://schemas.openxmlformats.org/officeDocument/2006/math" xmlns:v="urn:schemas-microsoft-com:vml" xmlns:wp14="http://schemas.microsoft.com/office/word/2010/wordprocessingDrawing" xmlns:wp="http://schemas.openxmlformats.org/drawingml/2006/wordprocessingDrawing" xmlns:w10="urn:schemas-microsoft-com:office:word" xmlns:w="http://schemas.openxmlformats.org/wordprocessingml/2006/main" xmlns:w14="http://schemas.microsoft.com/office/word/2010/wordml" xmlns:w15="http://schemas.microsoft.com/office/word/2012/wordml" xmlns:w16cex="http://schemas.microsoft.com/office/word/2018/wordml/cex" xmlns:w16cid="http://schemas.microsoft.com/office/word/2016/wordml/cid" xmlns:w16="http://schemas.microsoft.com/office/word/2018/wordml" xmlns:w16sdtdh="http://schemas.microsoft.com/office/word/2020/wordml/sdtdatahash" xmlns:w16se="http://schemas.microsoft.com/office/word/2015/wordml/symex" xmlns:wpg="http://schemas.microsoft.com/office/word/2010/wordprocessingGroup" xmlns:wpi="http://schemas.microsoft.com/office/word/2010/wordprocessingInk" xmlns:wne="http://schemas.microsoft.com/office/word/2006/wordml" xmlns:wps="http://schemas.microsoft.com/office/word/2010/wordprocessingShape" mc:Ignorable="w14 w15 w16se w16cid w16 w16cex w16sdtdh wp14">
   <w:abstractNum w:abstractNumId="0" w15:restartNumberingAfterBreak="0">
     <w:nsid w:val="02A11C50"/>
     <w:multiLevelType w:val="hybridMultilevel"/>
@@ -4674,85 +4894,85 @@
       </w:pPr>
     </w:lvl>
   </w:abstractNum>
-  <w:num w:numId="1" w16cid:durableId="1537961882">
+  <w:num w:numId="1">
     <w:abstractNumId w:val="21"/>
   </w:num>
-  <w:num w:numId="2" w16cid:durableId="1179537631">
+  <w:num w:numId="2">
     <w:abstractNumId w:val="5"/>
   </w:num>
-  <w:num w:numId="3" w16cid:durableId="1477651084">
+  <w:num w:numId="3">
     <w:abstractNumId w:val="0"/>
   </w:num>
-  <w:num w:numId="4" w16cid:durableId="49696180">
+  <w:num w:numId="4">
     <w:abstractNumId w:val="11"/>
   </w:num>
-  <w:num w:numId="5" w16cid:durableId="754084553">
+  <w:num w:numId="5">
     <w:abstractNumId w:val="17"/>
   </w:num>
-  <w:num w:numId="6" w16cid:durableId="2042316707">
+  <w:num w:numId="6">
     <w:abstractNumId w:val="24"/>
   </w:num>
-  <w:num w:numId="7" w16cid:durableId="1750037698">
+  <w:num w:numId="7">
     <w:abstractNumId w:val="1"/>
   </w:num>
-  <w:num w:numId="8" w16cid:durableId="63914787">
+  <w:num w:numId="8">
     <w:abstractNumId w:val="18"/>
   </w:num>
-  <w:num w:numId="9" w16cid:durableId="1971519727">
+  <w:num w:numId="9">
     <w:abstractNumId w:val="20"/>
   </w:num>
-  <w:num w:numId="10" w16cid:durableId="247887124">
+  <w:num w:numId="10">
     <w:abstractNumId w:val="9"/>
   </w:num>
-  <w:num w:numId="11" w16cid:durableId="2042706237">
+  <w:num w:numId="11">
     <w:abstractNumId w:val="15"/>
   </w:num>
-  <w:num w:numId="12" w16cid:durableId="487864861">
+  <w:num w:numId="12">
     <w:abstractNumId w:val="8"/>
   </w:num>
-  <w:num w:numId="13" w16cid:durableId="47847788">
+  <w:num w:numId="13">
     <w:abstractNumId w:val="26"/>
   </w:num>
-  <w:num w:numId="14" w16cid:durableId="415326034">
+  <w:num w:numId="14">
     <w:abstractNumId w:val="4"/>
   </w:num>
-  <w:num w:numId="15" w16cid:durableId="2093231472">
+  <w:num w:numId="15">
     <w:abstractNumId w:val="23"/>
   </w:num>
-  <w:num w:numId="16" w16cid:durableId="1321498279">
+  <w:num w:numId="16">
     <w:abstractNumId w:val="10"/>
   </w:num>
-  <w:num w:numId="17" w16cid:durableId="643631562">
+  <w:num w:numId="17">
     <w:abstractNumId w:val="14"/>
   </w:num>
-  <w:num w:numId="18" w16cid:durableId="1978804014">
+  <w:num w:numId="18">
     <w:abstractNumId w:val="13"/>
   </w:num>
-  <w:num w:numId="19" w16cid:durableId="1790662568">
+  <w:num w:numId="19">
     <w:abstractNumId w:val="2"/>
   </w:num>
-  <w:num w:numId="20" w16cid:durableId="930548491">
+  <w:num w:numId="20">
     <w:abstractNumId w:val="16"/>
   </w:num>
-  <w:num w:numId="21" w16cid:durableId="708578102">
+  <w:num w:numId="21">
     <w:abstractNumId w:val="25"/>
   </w:num>
-  <w:num w:numId="22" w16cid:durableId="653071670">
+  <w:num w:numId="22">
     <w:abstractNumId w:val="22"/>
   </w:num>
-  <w:num w:numId="23" w16cid:durableId="1923951929">
+  <w:num w:numId="23">
     <w:abstractNumId w:val="12"/>
   </w:num>
-  <w:num w:numId="24" w16cid:durableId="958679255">
+  <w:num w:numId="24">
     <w:abstractNumId w:val="7"/>
   </w:num>
-  <w:num w:numId="25" w16cid:durableId="713773997">
+  <w:num w:numId="25">
     <w:abstractNumId w:val="19"/>
   </w:num>
-  <w:num w:numId="26" w16cid:durableId="791090901">
+  <w:num w:numId="26">
     <w:abstractNumId w:val="3"/>
   </w:num>
-  <w:num w:numId="27" w16cid:durableId="2130471329">
+  <w:num w:numId="27">
     <w:abstractNumId w:val="6"/>
   </w:num>
 </w:numbering>
